--- a/2023年/2023年6月中国电子学会软件编程图形化等级考试2级.docx
+++ b/2023年/2023年6月中国电子学会软件编程图形化等级考试2级.docx
@@ -1,50 +1,5 @@
 
-<file path=docProps\app.xml><?xml version="1.0" encoding="utf-8"?>
-<Properties xmlns="http://schemas.openxmlformats.org/officeDocument/2006/extended-properties" xmlns:vt="http://schemas.openxmlformats.org/officeDocument/2006/docPropsVTypes">
-  <Template>Normal.dotm</Template>
-  <TotalTime>0</TotalTime>
-  <Pages>2</Pages>
-  <Words>1548</Words>
-  <Characters>8827</Characters>
-  <Application>Microsoft Office Word</Application>
-  <DocSecurity>4</DocSecurity>
-  <Lines>73</Lines>
-  <Paragraphs>20</Paragraphs>
-  <ScaleCrop>false</ScaleCrop>
-  <Company/>
-  <LinksUpToDate>false</LinksUpToDate>
-  <CharactersWithSpaces>10355</CharactersWithSpaces>
-  <SharedDoc>false</SharedDoc>
-  <HyperlinksChanged>false</HyperlinksChanged>
-  <AppVersion>16.0000</AppVersion>
-</Properties>
-</file>
-
-<file path=docProps\core.xml><?xml version="1.0" encoding="utf-8"?>
-<cp:coreProperties xmlns:cp="http://schemas.openxmlformats.org/package/2006/metadata/core-properties" xmlns:dc="http://purl.org/dc/elements/1.1/" xmlns:dcterms="http://purl.org/dc/terms/" xmlns:dcmitype="http://purl.org/dc/dcmitype/" xmlns:xsi="http://www.w3.org/2001/XMLSchema-instance">
-  <dc:title/>
-  <dc:subject/>
-  <dc:creator>Administrator</dc:creator>
-  <cp:keywords/>
-  <cp:lastModifiedBy>ku Uri</cp:lastModifiedBy>
-  <cp:revision>2</cp:revision>
-  <dcterms:created xsi:type="dcterms:W3CDTF">2026-09-20T15:06:00Z</dcterms:created>
-  <dcterms:modified xsi:type="dcterms:W3CDTF">2026-09-20T15:06:00Z</dcterms:modified>
-</cp:coreProperties>
-</file>
-
-<file path=docProps\custom.xml><?xml version="1.0" encoding="utf-8"?>
-<Properties xmlns="http://schemas.openxmlformats.org/officeDocument/2006/custom-properties" xmlns:vt="http://schemas.openxmlformats.org/officeDocument/2006/docPropsVTypes">
-  <property fmtid="{D5CDD505-2E9C-101B-9397-08002B2CF9AE}" pid="2" name="KSOProductBuildVer">
-    <vt:lpwstr>2052-11.1.0.14309</vt:lpwstr>
-  </property>
-  <property fmtid="{D5CDD505-2E9C-101B-9397-08002B2CF9AE}" pid="3" name="ICV">
-    <vt:lpwstr>038141D574234A2F983E8548FABDC731_12</vt:lpwstr>
-  </property>
-</Properties>
-</file>
-
-<file path=word\document.xml><?xml version="1.0" encoding="utf-8"?>
+<file path=word/document.xml><?xml version="1.0" encoding="utf-8"?>
 <w:document xmlns:w="http://schemas.openxmlformats.org/wordprocessingml/2006/main" xmlns:r="http://schemas.openxmlformats.org/officeDocument/2006/relationships" xmlns:wp="http://schemas.openxmlformats.org/drawingml/2006/wordprocessingDrawing" xmlns:a="http://schemas.openxmlformats.org/drawingml/2006/main" xmlns:pic="http://schemas.openxmlformats.org/drawingml/2006/picture">
   <w:body>
     <w:p>
@@ -1975,23 +1930,23 @@
         </w:rPr>
         <w:drawing>
           <wp:inline distT="0" distB="0" distL="0" distR="0">
-            <wp:extent cx="3132000" cy="2857500"/>
+            <wp:extent cx="3132000" cy="2320203"/>
             <wp:effectExtent l="0" t="0" r="0" b="0"/>
-            <wp:docPr id="117" name="Picture 117" descr="image"/>
+            <wp:docPr id="178" name="Picture 178" descr="image"/>
             <wp:cNvGraphicFramePr>
-              <a:graphicFrameLocks xmlns:a="http://schemas.openxmlformats.org/drawingml/2006/main" noChangeAspect="1"/>
+              <a:graphicFrameLocks noChangeAspect="1"/>
             </wp:cNvGraphicFramePr>
-            <a:graphic xmlns:a="http://schemas.openxmlformats.org/drawingml/2006/main">
+            <a:graphic>
               <a:graphicData uri="http://schemas.openxmlformats.org/drawingml/2006/picture">
-                <pic:pic xmlns:pic="http://schemas.openxmlformats.org/drawingml/2006/picture">
+                <pic:pic>
                   <pic:nvPicPr>
-                    <pic:cNvPr id="117" name="Picture 117" descr="image"/>
+                    <pic:cNvPr id="178" name="Picture 178" descr="image"/>
                     <pic:cNvPicPr>
                       <a:picLocks noChangeAspect="1"/>
                     </pic:cNvPicPr>
                   </pic:nvPicPr>
                   <pic:blipFill>
-                    <a:blip r:embed="rId22|rId23"/>
+                    <a:blip r:embed="rId22"/>
                     <a:stretch>
                       <a:fillRect/>
                     </a:stretch>
@@ -1999,7 +1954,7 @@
                   <pic:spPr>
                     <a:xfrm>
                       <a:off x="0" y="0"/>
-                      <a:ext cx="3132000" cy="2857500"/>
+                      <a:ext cx="3132000" cy="2320203"/>
                     </a:xfrm>
                     <a:prstGeom prst="rect">
                       <a:avLst/>
@@ -2010,171 +1965,25 @@
             </a:graphic>
           </wp:inline>
         </w:drawing>
-      </w:r>
-    </w:p>
-    <w:p>
-      <w:pPr>
-        <w:keepNext/>
-        <w:spacing w:before="60" w:after="20" w:line="300" w:lineRule="auto"/>
-        <w:ind w:left="420" w:right="0" w:firstLine="0"/>
-        <w:jc w:val="left"/>
-        <w:rPr>
-          <w:rFonts w:ascii="Times New Roman" w:hAnsi="Times New Roman" w:eastAsia="宋体" w:cs="Times New Roman"/>
-          <w:kern w:val="0"/>
-          <w:sz w:val="21"/>
-          <w:szCs w:val="21"/>
-        </w:rPr>
-      </w:pPr>
-      <w:r>
-        <w:rPr>
-          <w:rFonts w:ascii="Times New Roman" w:hAnsi="Times New Roman" w:eastAsia="宋体" w:cs="Times New Roman"/>
-          <w:kern w:val="0"/>
-          <w:sz w:val="21"/>
-          <w:szCs w:val="21"/>
-        </w:rPr>
-        <w:t xml:space="preserve">A．(10,0)</w:t>
-      </w:r>
-    </w:p>
-    <w:p>
-      <w:pPr>
-        <w:keepNext/>
-        <w:spacing w:before="60" w:after="20" w:line="300" w:lineRule="auto"/>
-        <w:ind w:left="420" w:right="0" w:firstLine="0"/>
-        <w:jc w:val="left"/>
-        <w:rPr>
-          <w:rFonts w:ascii="Times New Roman" w:hAnsi="Times New Roman" w:eastAsia="宋体" w:cs="Times New Roman"/>
-          <w:kern w:val="0"/>
-          <w:sz w:val="21"/>
-          <w:szCs w:val="21"/>
-        </w:rPr>
-      </w:pPr>
-      <w:r>
-        <w:rPr>
-          <w:rFonts w:ascii="Times New Roman" w:hAnsi="Times New Roman" w:eastAsia="宋体" w:cs="Times New Roman"/>
-          <w:kern w:val="0"/>
-          <w:sz w:val="21"/>
-          <w:szCs w:val="21"/>
-        </w:rPr>
-        <w:t xml:space="preserve">B．(0,10)</w:t>
-      </w:r>
-    </w:p>
-    <w:p>
-      <w:pPr>
-        <w:keepNext/>
-        <w:spacing w:before="60" w:after="20" w:line="300" w:lineRule="auto"/>
-        <w:ind w:left="420" w:right="0" w:firstLine="0"/>
-        <w:jc w:val="left"/>
-        <w:rPr>
-          <w:rFonts w:ascii="Times New Roman" w:hAnsi="Times New Roman" w:eastAsia="宋体" w:cs="Times New Roman"/>
-          <w:kern w:val="0"/>
-          <w:sz w:val="21"/>
-          <w:szCs w:val="21"/>
-        </w:rPr>
-      </w:pPr>
-      <w:r>
-        <w:rPr>
-          <w:rFonts w:ascii="Times New Roman" w:hAnsi="Times New Roman" w:eastAsia="宋体" w:cs="Times New Roman"/>
-          <w:kern w:val="0"/>
-          <w:sz w:val="21"/>
-          <w:szCs w:val="21"/>
-        </w:rPr>
-        <w:t xml:space="preserve">C．(0,0)</w:t>
-      </w:r>
-    </w:p>
-    <w:p>
-      <w:pPr>
-        <w:keepNext/>
-        <w:spacing w:before="60" w:after="20" w:line="300" w:lineRule="auto"/>
-        <w:ind w:left="420" w:right="0" w:firstLine="0"/>
-        <w:jc w:val="left"/>
-        <w:rPr>
-          <w:rFonts w:ascii="Times New Roman" w:hAnsi="Times New Roman" w:eastAsia="宋体" w:cs="Times New Roman"/>
-          <w:kern w:val="0"/>
-          <w:sz w:val="21"/>
-          <w:szCs w:val="21"/>
-        </w:rPr>
-      </w:pPr>
-      <w:r>
-        <w:rPr>
-          <w:rFonts w:ascii="Times New Roman" w:hAnsi="Times New Roman" w:eastAsia="宋体" w:cs="Times New Roman"/>
-          <w:kern w:val="0"/>
-          <w:sz w:val="21"/>
-          <w:szCs w:val="21"/>
-        </w:rPr>
-        <w:t xml:space="preserve">D．(10,10)</w:t>
-      </w:r>
-    </w:p>
-    <w:p>
-      <w:pPr>
-        <w:spacing w:before="0" w:after="0" w:line="300" w:lineRule="auto"/>
-        <w:rPr>
-          <w:rFonts w:ascii="Times New Roman" w:hAnsi="Times New Roman" w:eastAsia="宋体" w:cs="Times New Roman"/>
-          <w:kern w:val="0"/>
-          <w:sz w:val="12"/>
-          <w:szCs w:val="12"/>
-        </w:rPr>
-      </w:pPr>
-    </w:p>
-    <w:p>
-      <w:pPr>
-        <w:keepNext/>
-        <w:spacing w:before="40" w:after="30" w:line="300" w:lineRule="auto"/>
-        <w:ind w:left="0" w:right="0" w:firstLine="0"/>
-        <w:jc w:val="left"/>
-        <w:rPr>
-          <w:rFonts w:ascii="Times New Roman" w:hAnsi="Times New Roman" w:eastAsia="宋体" w:cs="Times New Roman"/>
-          <w:kern w:val="0"/>
-          <w:sz w:val="21"/>
-          <w:szCs w:val="21"/>
-        </w:rPr>
-      </w:pPr>
-      <w:r>
-        <w:rPr>
-          <w:rFonts w:ascii="Times New Roman" w:hAnsi="Times New Roman" w:eastAsia="宋体" w:cs="Times New Roman"/>
-          <w:kern w:val="0"/>
-          <w:sz w:val="21"/>
-          <w:szCs w:val="21"/>
-        </w:rPr>
-        <w:t xml:space="preserve">7．点击绿旗，运行如右图所示的程序，程序中的蓝色跟舞台上的蓝色一致，下列选项描述正确的是？（ ）</w:t>
-      </w:r>
-    </w:p>
-    <w:p>
-      <w:pPr>
-        <w:keepNext/>
-        <w:spacing w:before="40" w:after="40" w:line="240" w:lineRule="auto"/>
-        <w:ind w:left="0" w:right="0" w:firstLine="0"/>
-        <w:jc w:val="center"/>
-        <w:rPr>
-          <w:rFonts w:ascii="Times New Roman" w:hAnsi="Times New Roman" w:eastAsia="宋体" w:cs="Times New Roman"/>
-          <w:kern w:val="0"/>
-          <w:sz w:val="21"/>
-          <w:szCs w:val="21"/>
-        </w:rPr>
-      </w:pPr>
-      <w:r>
-        <w:rPr>
-          <w:rFonts w:ascii="Times New Roman" w:hAnsi="Times New Roman" w:eastAsia="宋体"/>
-          <w:sz w:val="21"/>
-        </w:rPr>
         <w:drawing>
           <wp:inline distT="0" distB="0" distL="0" distR="0">
-            <wp:extent cx="3132000" cy="2857500"/>
+            <wp:extent cx="2086272" cy="2857500"/>
             <wp:effectExtent l="0" t="0" r="0" b="0"/>
-            <wp:docPr id="118" name="Picture 118" descr="image"/>
+            <wp:docPr id="179" name="Picture 179" descr="image"/>
             <wp:cNvGraphicFramePr>
-              <a:graphicFrameLocks xmlns:a="http://schemas.openxmlformats.org/drawingml/2006/main" noChangeAspect="1"/>
+              <a:graphicFrameLocks noChangeAspect="1"/>
             </wp:cNvGraphicFramePr>
-            <a:graphic xmlns:a="http://schemas.openxmlformats.org/drawingml/2006/main">
+            <a:graphic>
               <a:graphicData uri="http://schemas.openxmlformats.org/drawingml/2006/picture">
-                <pic:pic xmlns:pic="http://schemas.openxmlformats.org/drawingml/2006/picture">
+                <pic:pic>
                   <pic:nvPicPr>
-                    <pic:cNvPr id="118" name="Picture 118" descr="image"/>
+                    <pic:cNvPr id="179" name="Picture 179" descr="image"/>
                     <pic:cNvPicPr>
                       <a:picLocks noChangeAspect="1"/>
                     </pic:cNvPicPr>
                   </pic:nvPicPr>
                   <pic:blipFill>
-                    <a:blip r:embed="rId24|rId25"/>
+                    <a:blip r:embed="rId23"/>
                     <a:stretch>
                       <a:fillRect/>
                     </a:stretch>
@@ -2182,7 +1991,227 @@
                   <pic:spPr>
                     <a:xfrm>
                       <a:off x="0" y="0"/>
-                      <a:ext cx="3132000" cy="2857500"/>
+                      <a:ext cx="2086272" cy="2857500"/>
+                    </a:xfrm>
+                    <a:prstGeom prst="rect">
+                      <a:avLst/>
+                    </a:prstGeom>
+                  </pic:spPr>
+                </pic:pic>
+              </a:graphicData>
+            </a:graphic>
+          </wp:inline>
+        </w:drawing>
+      </w:r>
+    </w:p>
+    <w:p>
+      <w:pPr>
+        <w:keepNext/>
+        <w:spacing w:before="60" w:after="20" w:line="300" w:lineRule="auto"/>
+        <w:ind w:left="420" w:right="0" w:firstLine="0"/>
+        <w:jc w:val="left"/>
+        <w:rPr>
+          <w:rFonts w:ascii="Times New Roman" w:hAnsi="Times New Roman" w:eastAsia="宋体" w:cs="Times New Roman"/>
+          <w:kern w:val="0"/>
+          <w:sz w:val="21"/>
+          <w:szCs w:val="21"/>
+        </w:rPr>
+      </w:pPr>
+      <w:r>
+        <w:rPr>
+          <w:rFonts w:ascii="Times New Roman" w:hAnsi="Times New Roman" w:eastAsia="宋体" w:cs="Times New Roman"/>
+          <w:kern w:val="0"/>
+          <w:sz w:val="21"/>
+          <w:szCs w:val="21"/>
+        </w:rPr>
+        <w:t xml:space="preserve">A．(10,0)</w:t>
+      </w:r>
+    </w:p>
+    <w:p>
+      <w:pPr>
+        <w:keepNext/>
+        <w:spacing w:before="60" w:after="20" w:line="300" w:lineRule="auto"/>
+        <w:ind w:left="420" w:right="0" w:firstLine="0"/>
+        <w:jc w:val="left"/>
+        <w:rPr>
+          <w:rFonts w:ascii="Times New Roman" w:hAnsi="Times New Roman" w:eastAsia="宋体" w:cs="Times New Roman"/>
+          <w:kern w:val="0"/>
+          <w:sz w:val="21"/>
+          <w:szCs w:val="21"/>
+        </w:rPr>
+      </w:pPr>
+      <w:r>
+        <w:rPr>
+          <w:rFonts w:ascii="Times New Roman" w:hAnsi="Times New Roman" w:eastAsia="宋体" w:cs="Times New Roman"/>
+          <w:kern w:val="0"/>
+          <w:sz w:val="21"/>
+          <w:szCs w:val="21"/>
+        </w:rPr>
+        <w:t xml:space="preserve">B．(0,10)</w:t>
+      </w:r>
+    </w:p>
+    <w:p>
+      <w:pPr>
+        <w:keepNext/>
+        <w:spacing w:before="60" w:after="20" w:line="300" w:lineRule="auto"/>
+        <w:ind w:left="420" w:right="0" w:firstLine="0"/>
+        <w:jc w:val="left"/>
+        <w:rPr>
+          <w:rFonts w:ascii="Times New Roman" w:hAnsi="Times New Roman" w:eastAsia="宋体" w:cs="Times New Roman"/>
+          <w:kern w:val="0"/>
+          <w:sz w:val="21"/>
+          <w:szCs w:val="21"/>
+        </w:rPr>
+      </w:pPr>
+      <w:r>
+        <w:rPr>
+          <w:rFonts w:ascii="Times New Roman" w:hAnsi="Times New Roman" w:eastAsia="宋体" w:cs="Times New Roman"/>
+          <w:kern w:val="0"/>
+          <w:sz w:val="21"/>
+          <w:szCs w:val="21"/>
+        </w:rPr>
+        <w:t xml:space="preserve">C．(0,0)</w:t>
+      </w:r>
+    </w:p>
+    <w:p>
+      <w:pPr>
+        <w:keepNext/>
+        <w:spacing w:before="60" w:after="20" w:line="300" w:lineRule="auto"/>
+        <w:ind w:left="420" w:right="0" w:firstLine="0"/>
+        <w:jc w:val="left"/>
+        <w:rPr>
+          <w:rFonts w:ascii="Times New Roman" w:hAnsi="Times New Roman" w:eastAsia="宋体" w:cs="Times New Roman"/>
+          <w:kern w:val="0"/>
+          <w:sz w:val="21"/>
+          <w:szCs w:val="21"/>
+        </w:rPr>
+      </w:pPr>
+      <w:r>
+        <w:rPr>
+          <w:rFonts w:ascii="Times New Roman" w:hAnsi="Times New Roman" w:eastAsia="宋体" w:cs="Times New Roman"/>
+          <w:kern w:val="0"/>
+          <w:sz w:val="21"/>
+          <w:szCs w:val="21"/>
+        </w:rPr>
+        <w:t xml:space="preserve">D．(10,10)</w:t>
+      </w:r>
+    </w:p>
+    <w:p>
+      <w:pPr>
+        <w:spacing w:before="0" w:after="0" w:line="300" w:lineRule="auto"/>
+        <w:rPr>
+          <w:rFonts w:ascii="Times New Roman" w:hAnsi="Times New Roman" w:eastAsia="宋体" w:cs="Times New Roman"/>
+          <w:kern w:val="0"/>
+          <w:sz w:val="12"/>
+          <w:szCs w:val="12"/>
+        </w:rPr>
+      </w:pPr>
+    </w:p>
+    <w:p>
+      <w:pPr>
+        <w:keepNext/>
+        <w:spacing w:before="40" w:after="30" w:line="300" w:lineRule="auto"/>
+        <w:ind w:left="0" w:right="0" w:firstLine="0"/>
+        <w:jc w:val="left"/>
+        <w:rPr>
+          <w:rFonts w:ascii="Times New Roman" w:hAnsi="Times New Roman" w:eastAsia="宋体" w:cs="Times New Roman"/>
+          <w:kern w:val="0"/>
+          <w:sz w:val="21"/>
+          <w:szCs w:val="21"/>
+        </w:rPr>
+      </w:pPr>
+      <w:r>
+        <w:rPr>
+          <w:rFonts w:ascii="Times New Roman" w:hAnsi="Times New Roman" w:eastAsia="宋体" w:cs="Times New Roman"/>
+          <w:kern w:val="0"/>
+          <w:sz w:val="21"/>
+          <w:szCs w:val="21"/>
+        </w:rPr>
+        <w:t xml:space="preserve">7．点击绿旗，运行如右图所示的程序，程序中的蓝色跟舞台上的蓝色一致，下列选项描述正确的是？（ ）</w:t>
+      </w:r>
+    </w:p>
+    <w:p>
+      <w:pPr>
+        <w:keepNext/>
+        <w:spacing w:before="40" w:after="40" w:line="240" w:lineRule="auto"/>
+        <w:ind w:left="0" w:right="0" w:firstLine="0"/>
+        <w:jc w:val="center"/>
+        <w:rPr>
+          <w:rFonts w:ascii="Times New Roman" w:hAnsi="Times New Roman" w:eastAsia="宋体" w:cs="Times New Roman"/>
+          <w:kern w:val="0"/>
+          <w:sz w:val="21"/>
+          <w:szCs w:val="21"/>
+        </w:rPr>
+      </w:pPr>
+      <w:r>
+        <w:rPr>
+          <w:rFonts w:ascii="Times New Roman" w:hAnsi="Times New Roman" w:eastAsia="宋体"/>
+          <w:sz w:val="21"/>
+        </w:rPr>
+        <w:drawing>
+          <wp:inline distT="0" distB="0" distL="0" distR="0">
+            <wp:extent cx="3132000" cy="2429905"/>
+            <wp:effectExtent l="0" t="0" r="0" b="0"/>
+            <wp:docPr id="180" name="Picture 180" descr="image"/>
+            <wp:cNvGraphicFramePr>
+              <a:graphicFrameLocks noChangeAspect="1"/>
+            </wp:cNvGraphicFramePr>
+            <a:graphic>
+              <a:graphicData uri="http://schemas.openxmlformats.org/drawingml/2006/picture">
+                <pic:pic>
+                  <pic:nvPicPr>
+                    <pic:cNvPr id="180" name="Picture 180" descr="image"/>
+                    <pic:cNvPicPr>
+                      <a:picLocks noChangeAspect="1"/>
+                    </pic:cNvPicPr>
+                  </pic:nvPicPr>
+                  <pic:blipFill>
+                    <a:blip r:embed="rId24"/>
+                    <a:stretch>
+                      <a:fillRect/>
+                    </a:stretch>
+                  </pic:blipFill>
+                  <pic:spPr>
+                    <a:xfrm>
+                      <a:off x="0" y="0"/>
+                      <a:ext cx="3132000" cy="2429905"/>
+                    </a:xfrm>
+                    <a:prstGeom prst="rect">
+                      <a:avLst/>
+                    </a:prstGeom>
+                  </pic:spPr>
+                </pic:pic>
+              </a:graphicData>
+            </a:graphic>
+          </wp:inline>
+        </w:drawing>
+        <w:drawing>
+          <wp:inline distT="0" distB="0" distL="0" distR="0">
+            <wp:extent cx="2444865" cy="2857500"/>
+            <wp:effectExtent l="0" t="0" r="0" b="0"/>
+            <wp:docPr id="181" name="Picture 181" descr="image"/>
+            <wp:cNvGraphicFramePr>
+              <a:graphicFrameLocks noChangeAspect="1"/>
+            </wp:cNvGraphicFramePr>
+            <a:graphic>
+              <a:graphicData uri="http://schemas.openxmlformats.org/drawingml/2006/picture">
+                <pic:pic>
+                  <pic:nvPicPr>
+                    <pic:cNvPr id="181" name="Picture 181" descr="image"/>
+                    <pic:cNvPicPr>
+                      <a:picLocks noChangeAspect="1"/>
+                    </pic:cNvPicPr>
+                  </pic:nvPicPr>
+                  <pic:blipFill>
+                    <a:blip r:embed="rId25"/>
+                    <a:stretch>
+                      <a:fillRect/>
+                    </a:stretch>
+                  </pic:blipFill>
+                  <pic:spPr>
+                    <a:xfrm>
+                      <a:off x="0" y="0"/>
+                      <a:ext cx="2444865" cy="2857500"/>
                     </a:xfrm>
                     <a:prstGeom prst="rect">
                       <a:avLst/>
@@ -2945,23 +2974,23 @@
         </w:rPr>
         <w:drawing>
           <wp:inline distT="0" distB="0" distL="0" distR="0">
-            <wp:extent cx="3132000" cy="1905000"/>
+            <wp:extent cx="1699628" cy="1905000"/>
             <wp:effectExtent l="0" t="0" r="0" b="0"/>
-            <wp:docPr id="124" name="Picture 124" descr="image"/>
+            <wp:docPr id="182" name="Picture 182" descr="image"/>
             <wp:cNvGraphicFramePr>
-              <a:graphicFrameLocks xmlns:a="http://schemas.openxmlformats.org/drawingml/2006/main" noChangeAspect="1"/>
+              <a:graphicFrameLocks noChangeAspect="1"/>
             </wp:cNvGraphicFramePr>
-            <a:graphic xmlns:a="http://schemas.openxmlformats.org/drawingml/2006/main">
+            <a:graphic>
               <a:graphicData uri="http://schemas.openxmlformats.org/drawingml/2006/picture">
-                <pic:pic xmlns:pic="http://schemas.openxmlformats.org/drawingml/2006/picture">
+                <pic:pic>
                   <pic:nvPicPr>
-                    <pic:cNvPr id="124" name="Picture 124" descr="image"/>
+                    <pic:cNvPr id="182" name="Picture 182" descr="image"/>
                     <pic:cNvPicPr>
                       <a:picLocks noChangeAspect="1"/>
                     </pic:cNvPicPr>
                   </pic:nvPicPr>
                   <pic:blipFill>
-                    <a:blip r:embed="rId31|rId32"/>
+                    <a:blip r:embed="rId31"/>
                     <a:stretch>
                       <a:fillRect/>
                     </a:stretch>
@@ -2969,7 +2998,44 @@
                   <pic:spPr>
                     <a:xfrm>
                       <a:off x="0" y="0"/>
-                      <a:ext cx="3132000" cy="1905000"/>
+                      <a:ext cx="1699628" cy="1905000"/>
+                    </a:xfrm>
+                    <a:prstGeom prst="rect">
+                      <a:avLst/>
+                    </a:prstGeom>
+                  </pic:spPr>
+                </pic:pic>
+              </a:graphicData>
+            </a:graphic>
+          </wp:inline>
+        </w:drawing>
+        <w:drawing>
+          <wp:inline distT="0" distB="0" distL="0" distR="0">
+            <wp:extent cx="1202048" cy="1905000"/>
+            <wp:effectExtent l="0" t="0" r="0" b="0"/>
+            <wp:docPr id="183" name="Picture 183" descr="image"/>
+            <wp:cNvGraphicFramePr>
+              <a:graphicFrameLocks noChangeAspect="1"/>
+            </wp:cNvGraphicFramePr>
+            <a:graphic>
+              <a:graphicData uri="http://schemas.openxmlformats.org/drawingml/2006/picture">
+                <pic:pic>
+                  <pic:nvPicPr>
+                    <pic:cNvPr id="183" name="Picture 183" descr="image"/>
+                    <pic:cNvPicPr>
+                      <a:picLocks noChangeAspect="1"/>
+                    </pic:cNvPicPr>
+                  </pic:nvPicPr>
+                  <pic:blipFill>
+                    <a:blip r:embed="rId32"/>
+                    <a:stretch>
+                      <a:fillRect/>
+                    </a:stretch>
+                  </pic:blipFill>
+                  <pic:spPr>
+                    <a:xfrm>
+                      <a:off x="0" y="0"/>
+                      <a:ext cx="1202048" cy="1905000"/>
                     </a:xfrm>
                     <a:prstGeom prst="rect">
                       <a:avLst/>
@@ -5475,23 +5541,23 @@
         </w:rPr>
         <w:drawing>
           <wp:inline distT="0" distB="0" distL="0" distR="0">
-            <wp:extent cx="3132000" cy="2857500"/>
+            <wp:extent cx="3044219" cy="2254785"/>
             <wp:effectExtent l="0" t="0" r="0" b="0"/>
-            <wp:docPr id="146" name="Picture 146" descr="image"/>
+            <wp:docPr id="184" name="Picture 184" descr="image"/>
             <wp:cNvGraphicFramePr>
-              <a:graphicFrameLocks xmlns:a="http://schemas.openxmlformats.org/drawingml/2006/main" noChangeAspect="1"/>
+              <a:graphicFrameLocks noChangeAspect="1"/>
             </wp:cNvGraphicFramePr>
-            <a:graphic xmlns:a="http://schemas.openxmlformats.org/drawingml/2006/main">
+            <a:graphic>
               <a:graphicData uri="http://schemas.openxmlformats.org/drawingml/2006/picture">
-                <pic:pic xmlns:pic="http://schemas.openxmlformats.org/drawingml/2006/picture">
+                <pic:pic>
                   <pic:nvPicPr>
-                    <pic:cNvPr id="146" name="Picture 146" descr="image"/>
+                    <pic:cNvPr id="184" name="Picture 184" descr="image"/>
                     <pic:cNvPicPr>
                       <a:picLocks noChangeAspect="1"/>
                     </pic:cNvPicPr>
                   </pic:nvPicPr>
                   <pic:blipFill>
-                    <a:blip r:embed="rId54|rId55"/>
+                    <a:blip r:embed="rId54"/>
                     <a:stretch>
                       <a:fillRect/>
                     </a:stretch>
@@ -5499,7 +5565,44 @@
                   <pic:spPr>
                     <a:xfrm>
                       <a:off x="0" y="0"/>
-                      <a:ext cx="3132000" cy="2857500"/>
+                      <a:ext cx="3044219" cy="2254785"/>
+                    </a:xfrm>
+                    <a:prstGeom prst="rect">
+                      <a:avLst/>
+                    </a:prstGeom>
+                  </pic:spPr>
+                </pic:pic>
+              </a:graphicData>
+            </a:graphic>
+          </wp:inline>
+        </w:drawing>
+        <w:drawing>
+          <wp:inline distT="0" distB="0" distL="0" distR="0">
+            <wp:extent cx="2715231" cy="2777412"/>
+            <wp:effectExtent l="0" t="0" r="0" b="0"/>
+            <wp:docPr id="185" name="Picture 185" descr="image"/>
+            <wp:cNvGraphicFramePr>
+              <a:graphicFrameLocks noChangeAspect="1"/>
+            </wp:cNvGraphicFramePr>
+            <a:graphic>
+              <a:graphicData uri="http://schemas.openxmlformats.org/drawingml/2006/picture">
+                <pic:pic>
+                  <pic:nvPicPr>
+                    <pic:cNvPr id="185" name="Picture 185" descr="image"/>
+                    <pic:cNvPicPr>
+                      <a:picLocks noChangeAspect="1"/>
+                    </pic:cNvPicPr>
+                  </pic:nvPicPr>
+                  <pic:blipFill>
+                    <a:blip r:embed="rId55"/>
+                    <a:stretch>
+                      <a:fillRect/>
+                    </a:stretch>
+                  </pic:blipFill>
+                  <pic:spPr>
+                    <a:xfrm>
+                      <a:off x="0" y="0"/>
+                      <a:ext cx="2715231" cy="2777412"/>
                     </a:xfrm>
                     <a:prstGeom prst="rect">
                       <a:avLst/>
@@ -6797,23 +6900,23 @@
         </w:rPr>
         <w:drawing>
           <wp:inline distT="0" distB="0" distL="0" distR="0">
-            <wp:extent cx="3132000" cy="2857500"/>
+            <wp:extent cx="3132000" cy="1933670"/>
             <wp:effectExtent l="0" t="0" r="0" b="0"/>
-            <wp:docPr id="158" name="Picture 158" descr="image"/>
+            <wp:docPr id="186" name="Picture 186" descr="image"/>
             <wp:cNvGraphicFramePr>
-              <a:graphicFrameLocks xmlns:a="http://schemas.openxmlformats.org/drawingml/2006/main" noChangeAspect="1"/>
+              <a:graphicFrameLocks noChangeAspect="1"/>
             </wp:cNvGraphicFramePr>
-            <a:graphic xmlns:a="http://schemas.openxmlformats.org/drawingml/2006/main">
+            <a:graphic>
               <a:graphicData uri="http://schemas.openxmlformats.org/drawingml/2006/picture">
-                <pic:pic xmlns:pic="http://schemas.openxmlformats.org/drawingml/2006/picture">
+                <pic:pic>
                   <pic:nvPicPr>
-                    <pic:cNvPr id="158" name="Picture 158" descr="image"/>
+                    <pic:cNvPr id="186" name="Picture 186" descr="image"/>
                     <pic:cNvPicPr>
                       <a:picLocks noChangeAspect="1"/>
                     </pic:cNvPicPr>
                   </pic:nvPicPr>
                   <pic:blipFill>
-                    <a:blip r:embed="rId67|rId68"/>
+                    <a:blip r:embed="rId67"/>
                     <a:stretch>
                       <a:fillRect/>
                     </a:stretch>
@@ -6821,7 +6924,7 @@
                   <pic:spPr>
                     <a:xfrm>
                       <a:off x="0" y="0"/>
-                      <a:ext cx="3132000" cy="2857500"/>
+                      <a:ext cx="3132000" cy="1933670"/>
                     </a:xfrm>
                     <a:prstGeom prst="rect">
                       <a:avLst/>
@@ -6832,171 +6935,25 @@
             </a:graphic>
           </wp:inline>
         </w:drawing>
-      </w:r>
-    </w:p>
-    <w:p>
-      <w:pPr>
-        <w:keepNext/>
-        <w:spacing w:before="60" w:after="20" w:line="300" w:lineRule="auto"/>
-        <w:ind w:left="420" w:right="0" w:firstLine="0"/>
-        <w:jc w:val="left"/>
-        <w:rPr>
-          <w:rFonts w:ascii="Times New Roman" w:hAnsi="Times New Roman" w:eastAsia="宋体" w:cs="Times New Roman"/>
-          <w:kern w:val="0"/>
-          <w:sz w:val="21"/>
-          <w:szCs w:val="21"/>
-        </w:rPr>
-      </w:pPr>
-      <w:r>
-        <w:rPr>
-          <w:rFonts w:ascii="Times New Roman" w:hAnsi="Times New Roman" w:eastAsia="宋体" w:cs="Times New Roman"/>
-          <w:kern w:val="0"/>
-          <w:sz w:val="21"/>
-          <w:szCs w:val="21"/>
-        </w:rPr>
-        <w:t xml:space="preserve">A．猴子随鼠标移动，可能会遮挡另外两个角色</w:t>
-      </w:r>
-    </w:p>
-    <w:p>
-      <w:pPr>
-        <w:keepNext/>
-        <w:spacing w:before="60" w:after="20" w:line="300" w:lineRule="auto"/>
-        <w:ind w:left="420" w:right="0" w:firstLine="0"/>
-        <w:jc w:val="left"/>
-        <w:rPr>
-          <w:rFonts w:ascii="Times New Roman" w:hAnsi="Times New Roman" w:eastAsia="宋体" w:cs="Times New Roman"/>
-          <w:kern w:val="0"/>
-          <w:sz w:val="21"/>
-          <w:szCs w:val="21"/>
-        </w:rPr>
-      </w:pPr>
-      <w:r>
-        <w:rPr>
-          <w:rFonts w:ascii="Times New Roman" w:hAnsi="Times New Roman" w:eastAsia="宋体" w:cs="Times New Roman"/>
-          <w:kern w:val="0"/>
-          <w:sz w:val="21"/>
-          <w:szCs w:val="21"/>
-        </w:rPr>
-        <w:t xml:space="preserve">B．猴子随鼠标移动，可能会被另外两个角色遮挡</w:t>
-      </w:r>
-    </w:p>
-    <w:p>
-      <w:pPr>
-        <w:keepNext/>
-        <w:spacing w:before="60" w:after="20" w:line="300" w:lineRule="auto"/>
-        <w:ind w:left="420" w:right="0" w:firstLine="0"/>
-        <w:jc w:val="left"/>
-        <w:rPr>
-          <w:rFonts w:ascii="Times New Roman" w:hAnsi="Times New Roman" w:eastAsia="宋体" w:cs="Times New Roman"/>
-          <w:kern w:val="0"/>
-          <w:sz w:val="21"/>
-          <w:szCs w:val="21"/>
-        </w:rPr>
-      </w:pPr>
-      <w:r>
-        <w:rPr>
-          <w:rFonts w:ascii="Times New Roman" w:hAnsi="Times New Roman" w:eastAsia="宋体" w:cs="Times New Roman"/>
-          <w:kern w:val="0"/>
-          <w:sz w:val="21"/>
-          <w:szCs w:val="21"/>
-        </w:rPr>
-        <w:t xml:space="preserve">C．猴子不随鼠标移动，更不会被遮挡</w:t>
-      </w:r>
-    </w:p>
-    <w:p>
-      <w:pPr>
-        <w:keepNext/>
-        <w:spacing w:before="60" w:after="20" w:line="300" w:lineRule="auto"/>
-        <w:ind w:left="420" w:right="0" w:firstLine="0"/>
-        <w:jc w:val="left"/>
-        <w:rPr>
-          <w:rFonts w:ascii="Times New Roman" w:hAnsi="Times New Roman" w:eastAsia="宋体" w:cs="Times New Roman"/>
-          <w:kern w:val="0"/>
-          <w:sz w:val="21"/>
-          <w:szCs w:val="21"/>
-        </w:rPr>
-      </w:pPr>
-      <w:r>
-        <w:rPr>
-          <w:rFonts w:ascii="Times New Roman" w:hAnsi="Times New Roman" w:eastAsia="宋体" w:cs="Times New Roman"/>
-          <w:kern w:val="0"/>
-          <w:sz w:val="21"/>
-          <w:szCs w:val="21"/>
-        </w:rPr>
-        <w:t xml:space="preserve">D．三个角色都随鼠标移动，猴子会遮挡另外两个角色</w:t>
-      </w:r>
-    </w:p>
-    <w:p>
-      <w:pPr>
-        <w:spacing w:before="0" w:after="0" w:line="300" w:lineRule="auto"/>
-        <w:rPr>
-          <w:rFonts w:ascii="Times New Roman" w:hAnsi="Times New Roman" w:eastAsia="宋体" w:cs="Times New Roman"/>
-          <w:kern w:val="0"/>
-          <w:sz w:val="12"/>
-          <w:szCs w:val="12"/>
-        </w:rPr>
-      </w:pPr>
-    </w:p>
-    <w:p>
-      <w:pPr>
-        <w:keepNext/>
-        <w:spacing w:before="40" w:after="30" w:line="300" w:lineRule="auto"/>
-        <w:ind w:left="0" w:right="0" w:firstLine="0"/>
-        <w:jc w:val="left"/>
-        <w:rPr>
-          <w:rFonts w:ascii="Times New Roman" w:hAnsi="Times New Roman" w:eastAsia="宋体" w:cs="Times New Roman"/>
-          <w:kern w:val="0"/>
-          <w:sz w:val="21"/>
-          <w:szCs w:val="21"/>
-        </w:rPr>
-      </w:pPr>
-      <w:r>
-        <w:rPr>
-          <w:rFonts w:ascii="Times New Roman" w:hAnsi="Times New Roman" w:eastAsia="宋体" w:cs="Times New Roman"/>
-          <w:kern w:val="0"/>
-          <w:sz w:val="21"/>
-          <w:szCs w:val="21"/>
-        </w:rPr>
-        <w:t xml:space="preserve">23．如下图所示，运行程序后，小猫面朝左图中的哪个方向？（ ）</w:t>
-      </w:r>
-    </w:p>
-    <w:p>
-      <w:pPr>
-        <w:keepNext/>
-        <w:spacing w:before="40" w:after="40" w:line="240" w:lineRule="auto"/>
-        <w:ind w:left="0" w:right="0" w:firstLine="0"/>
-        <w:jc w:val="center"/>
-        <w:rPr>
-          <w:rFonts w:ascii="Times New Roman" w:hAnsi="Times New Roman" w:eastAsia="宋体" w:cs="Times New Roman"/>
-          <w:kern w:val="0"/>
-          <w:sz w:val="21"/>
-          <w:szCs w:val="21"/>
-        </w:rPr>
-      </w:pPr>
-      <w:r>
-        <w:rPr>
-          <w:rFonts w:ascii="Times New Roman" w:hAnsi="Times New Roman" w:eastAsia="宋体"/>
-          <w:sz w:val="21"/>
-        </w:rPr>
         <w:drawing>
           <wp:inline distT="0" distB="0" distL="0" distR="0">
-            <wp:extent cx="3132000" cy="2857500"/>
+            <wp:extent cx="2167759" cy="2857500"/>
             <wp:effectExtent l="0" t="0" r="0" b="0"/>
-            <wp:docPr id="159" name="Picture 159" descr="image"/>
+            <wp:docPr id="187" name="Picture 187" descr="image"/>
             <wp:cNvGraphicFramePr>
-              <a:graphicFrameLocks xmlns:a="http://schemas.openxmlformats.org/drawingml/2006/main" noChangeAspect="1"/>
+              <a:graphicFrameLocks noChangeAspect="1"/>
             </wp:cNvGraphicFramePr>
-            <a:graphic xmlns:a="http://schemas.openxmlformats.org/drawingml/2006/main">
+            <a:graphic>
               <a:graphicData uri="http://schemas.openxmlformats.org/drawingml/2006/picture">
-                <pic:pic xmlns:pic="http://schemas.openxmlformats.org/drawingml/2006/picture">
+                <pic:pic>
                   <pic:nvPicPr>
-                    <pic:cNvPr id="159" name="Picture 159" descr="image"/>
+                    <pic:cNvPr id="187" name="Picture 187" descr="image"/>
                     <pic:cNvPicPr>
                       <a:picLocks noChangeAspect="1"/>
                     </pic:cNvPicPr>
                   </pic:nvPicPr>
                   <pic:blipFill>
-                    <a:blip r:embed="rId69|rId70"/>
+                    <a:blip r:embed="rId68"/>
                     <a:stretch>
                       <a:fillRect/>
                     </a:stretch>
@@ -7004,7 +6961,7 @@
                   <pic:spPr>
                     <a:xfrm>
                       <a:off x="0" y="0"/>
-                      <a:ext cx="3132000" cy="2857500"/>
+                      <a:ext cx="2167759" cy="2857500"/>
                     </a:xfrm>
                     <a:prstGeom prst="rect">
                       <a:avLst/>
@@ -7037,7 +6994,7 @@
           <w:sz w:val="21"/>
           <w:szCs w:val="21"/>
         </w:rPr>
-        <w:t xml:space="preserve">A．北</w:t>
+        <w:t xml:space="preserve">A．猴子随鼠标移动，可能会遮挡另外两个角色</w:t>
       </w:r>
     </w:p>
     <w:p>
@@ -7060,7 +7017,7 @@
           <w:sz w:val="21"/>
           <w:szCs w:val="21"/>
         </w:rPr>
-        <w:t xml:space="preserve">B．南</w:t>
+        <w:t xml:space="preserve">B．猴子随鼠标移动，可能会被另外两个角色遮挡</w:t>
       </w:r>
     </w:p>
     <w:p>
@@ -7083,7 +7040,7 @@
           <w:sz w:val="21"/>
           <w:szCs w:val="21"/>
         </w:rPr>
-        <w:t xml:space="preserve">C．西</w:t>
+        <w:t xml:space="preserve">C．猴子不随鼠标移动，更不会被遮挡</w:t>
       </w:r>
     </w:p>
     <w:p>
@@ -7106,7 +7063,7 @@
           <w:sz w:val="21"/>
           <w:szCs w:val="21"/>
         </w:rPr>
-        <w:t xml:space="preserve">D．东</w:t>
+        <w:t xml:space="preserve">D．三个角色都随鼠标移动，猴子会遮挡另外两个角色</w:t>
       </w:r>
     </w:p>
     <w:p>
@@ -7140,7 +7097,7 @@
           <w:sz w:val="21"/>
           <w:szCs w:val="21"/>
         </w:rPr>
-        <w:t xml:space="preserve">24．要画出如下所示的图形，程序空白处从上往下应填写？（ ）</w:t>
+        <w:t xml:space="preserve">23．如下图所示，运行程序后，小猫面朝左图中的哪个方向？（ ）</w:t>
       </w:r>
     </w:p>
     <w:p>
@@ -7163,23 +7120,23 @@
         </w:rPr>
         <w:drawing>
           <wp:inline distT="0" distB="0" distL="0" distR="0">
-            <wp:extent cx="3132000" cy="2857500"/>
+            <wp:extent cx="2879725" cy="2567374"/>
             <wp:effectExtent l="0" t="0" r="0" b="0"/>
-            <wp:docPr id="160" name="Picture 160" descr="image"/>
+            <wp:docPr id="188" name="Picture 188" descr="image"/>
             <wp:cNvGraphicFramePr>
-              <a:graphicFrameLocks xmlns:a="http://schemas.openxmlformats.org/drawingml/2006/main" noChangeAspect="1"/>
+              <a:graphicFrameLocks noChangeAspect="1"/>
             </wp:cNvGraphicFramePr>
-            <a:graphic xmlns:a="http://schemas.openxmlformats.org/drawingml/2006/main">
+            <a:graphic>
               <a:graphicData uri="http://schemas.openxmlformats.org/drawingml/2006/picture">
-                <pic:pic xmlns:pic="http://schemas.openxmlformats.org/drawingml/2006/picture">
+                <pic:pic>
                   <pic:nvPicPr>
-                    <pic:cNvPr id="160" name="Picture 160" descr="image"/>
+                    <pic:cNvPr id="188" name="Picture 188" descr="image"/>
                     <pic:cNvPicPr>
                       <a:picLocks noChangeAspect="1"/>
                     </pic:cNvPicPr>
                   </pic:nvPicPr>
                   <pic:blipFill>
-                    <a:blip r:embed="rId71|rId72"/>
+                    <a:blip r:embed="rId69"/>
                     <a:stretch>
                       <a:fillRect/>
                     </a:stretch>
@@ -7187,7 +7144,7 @@
                   <pic:spPr>
                     <a:xfrm>
                       <a:off x="0" y="0"/>
-                      <a:ext cx="3132000" cy="2857500"/>
+                      <a:ext cx="2879725" cy="2567374"/>
                     </a:xfrm>
                     <a:prstGeom prst="rect">
                       <a:avLst/>
@@ -7198,171 +7155,25 @@
             </a:graphic>
           </wp:inline>
         </w:drawing>
-      </w:r>
-    </w:p>
-    <w:p>
-      <w:pPr>
-        <w:keepNext/>
-        <w:spacing w:before="60" w:after="20" w:line="300" w:lineRule="auto"/>
-        <w:ind w:left="420" w:right="0" w:firstLine="0"/>
-        <w:jc w:val="left"/>
-        <w:rPr>
-          <w:rFonts w:ascii="Times New Roman" w:hAnsi="Times New Roman" w:eastAsia="宋体" w:cs="Times New Roman"/>
-          <w:kern w:val="0"/>
-          <w:sz w:val="21"/>
-          <w:szCs w:val="21"/>
-        </w:rPr>
-      </w:pPr>
-      <w:r>
-        <w:rPr>
-          <w:rFonts w:ascii="Times New Roman" w:hAnsi="Times New Roman" w:eastAsia="宋体" w:cs="Times New Roman"/>
-          <w:kern w:val="0"/>
-          <w:sz w:val="21"/>
-          <w:szCs w:val="21"/>
-        </w:rPr>
-        <w:t xml:space="preserve">A．3，3</w:t>
-      </w:r>
-    </w:p>
-    <w:p>
-      <w:pPr>
-        <w:keepNext/>
-        <w:spacing w:before="60" w:after="20" w:line="300" w:lineRule="auto"/>
-        <w:ind w:left="420" w:right="0" w:firstLine="0"/>
-        <w:jc w:val="left"/>
-        <w:rPr>
-          <w:rFonts w:ascii="Times New Roman" w:hAnsi="Times New Roman" w:eastAsia="宋体" w:cs="Times New Roman"/>
-          <w:kern w:val="0"/>
-          <w:sz w:val="21"/>
-          <w:szCs w:val="21"/>
-        </w:rPr>
-      </w:pPr>
-      <w:r>
-        <w:rPr>
-          <w:rFonts w:ascii="Times New Roman" w:hAnsi="Times New Roman" w:eastAsia="宋体" w:cs="Times New Roman"/>
-          <w:kern w:val="0"/>
-          <w:sz w:val="21"/>
-          <w:szCs w:val="21"/>
-        </w:rPr>
-        <w:t xml:space="preserve">B．6，6</w:t>
-      </w:r>
-    </w:p>
-    <w:p>
-      <w:pPr>
-        <w:keepNext/>
-        <w:spacing w:before="60" w:after="20" w:line="300" w:lineRule="auto"/>
-        <w:ind w:left="420" w:right="0" w:firstLine="0"/>
-        <w:jc w:val="left"/>
-        <w:rPr>
-          <w:rFonts w:ascii="Times New Roman" w:hAnsi="Times New Roman" w:eastAsia="宋体" w:cs="Times New Roman"/>
-          <w:kern w:val="0"/>
-          <w:sz w:val="21"/>
-          <w:szCs w:val="21"/>
-        </w:rPr>
-      </w:pPr>
-      <w:r>
-        <w:rPr>
-          <w:rFonts w:ascii="Times New Roman" w:hAnsi="Times New Roman" w:eastAsia="宋体" w:cs="Times New Roman"/>
-          <w:kern w:val="0"/>
-          <w:sz w:val="21"/>
-          <w:szCs w:val="21"/>
-        </w:rPr>
-        <w:t xml:space="preserve">C．3，6</w:t>
-      </w:r>
-    </w:p>
-    <w:p>
-      <w:pPr>
-        <w:keepNext/>
-        <w:spacing w:before="60" w:after="20" w:line="300" w:lineRule="auto"/>
-        <w:ind w:left="420" w:right="0" w:firstLine="0"/>
-        <w:jc w:val="left"/>
-        <w:rPr>
-          <w:rFonts w:ascii="Times New Roman" w:hAnsi="Times New Roman" w:eastAsia="宋体" w:cs="Times New Roman"/>
-          <w:kern w:val="0"/>
-          <w:sz w:val="21"/>
-          <w:szCs w:val="21"/>
-        </w:rPr>
-      </w:pPr>
-      <w:r>
-        <w:rPr>
-          <w:rFonts w:ascii="Times New Roman" w:hAnsi="Times New Roman" w:eastAsia="宋体" w:cs="Times New Roman"/>
-          <w:kern w:val="0"/>
-          <w:sz w:val="21"/>
-          <w:szCs w:val="21"/>
-        </w:rPr>
-        <w:t xml:space="preserve">D．3，9</w:t>
-      </w:r>
-    </w:p>
-    <w:p>
-      <w:pPr>
-        <w:spacing w:before="0" w:after="0" w:line="300" w:lineRule="auto"/>
-        <w:rPr>
-          <w:rFonts w:ascii="Times New Roman" w:hAnsi="Times New Roman" w:eastAsia="宋体" w:cs="Times New Roman"/>
-          <w:kern w:val="0"/>
-          <w:sz w:val="12"/>
-          <w:szCs w:val="12"/>
-        </w:rPr>
-      </w:pPr>
-    </w:p>
-    <w:p>
-      <w:pPr>
-        <w:keepNext/>
-        <w:spacing w:before="40" w:after="30" w:line="300" w:lineRule="auto"/>
-        <w:ind w:left="0" w:right="0" w:firstLine="0"/>
-        <w:jc w:val="left"/>
-        <w:rPr>
-          <w:rFonts w:ascii="Times New Roman" w:hAnsi="Times New Roman" w:eastAsia="宋体" w:cs="Times New Roman"/>
-          <w:kern w:val="0"/>
-          <w:sz w:val="21"/>
-          <w:szCs w:val="21"/>
-        </w:rPr>
-      </w:pPr>
-      <w:r>
-        <w:rPr>
-          <w:rFonts w:ascii="Times New Roman" w:hAnsi="Times New Roman" w:eastAsia="宋体" w:cs="Times New Roman"/>
-          <w:kern w:val="0"/>
-          <w:sz w:val="21"/>
-          <w:szCs w:val="21"/>
-        </w:rPr>
-        <w:t xml:space="preserve">25．小猫和小鸡的初始位置如下图所示，运行程序后，小猫马上说“我抓到你了！”，程序空白处应填写？（ ）</w:t>
-      </w:r>
-    </w:p>
-    <w:p>
-      <w:pPr>
-        <w:keepNext/>
-        <w:spacing w:before="40" w:after="40" w:line="240" w:lineRule="auto"/>
-        <w:ind w:left="0" w:right="0" w:firstLine="0"/>
-        <w:jc w:val="center"/>
-        <w:rPr>
-          <w:rFonts w:ascii="Times New Roman" w:hAnsi="Times New Roman" w:eastAsia="宋体" w:cs="Times New Roman"/>
-          <w:kern w:val="0"/>
-          <w:sz w:val="21"/>
-          <w:szCs w:val="21"/>
-        </w:rPr>
-      </w:pPr>
-      <w:r>
-        <w:rPr>
-          <w:rFonts w:ascii="Times New Roman" w:hAnsi="Times New Roman" w:eastAsia="宋体"/>
-          <w:sz w:val="21"/>
-        </w:rPr>
         <w:drawing>
           <wp:inline distT="0" distB="0" distL="0" distR="0">
-            <wp:extent cx="3132000" cy="1905000"/>
+            <wp:extent cx="2879725" cy="2229464"/>
             <wp:effectExtent l="0" t="0" r="0" b="0"/>
-            <wp:docPr id="161" name="Picture 161" descr="image"/>
+            <wp:docPr id="189" name="Picture 189" descr="image"/>
             <wp:cNvGraphicFramePr>
-              <a:graphicFrameLocks xmlns:a="http://schemas.openxmlformats.org/drawingml/2006/main" noChangeAspect="1"/>
+              <a:graphicFrameLocks noChangeAspect="1"/>
             </wp:cNvGraphicFramePr>
-            <a:graphic xmlns:a="http://schemas.openxmlformats.org/drawingml/2006/main">
+            <a:graphic>
               <a:graphicData uri="http://schemas.openxmlformats.org/drawingml/2006/picture">
-                <pic:pic xmlns:pic="http://schemas.openxmlformats.org/drawingml/2006/picture">
+                <pic:pic>
                   <pic:nvPicPr>
-                    <pic:cNvPr id="161" name="Picture 161" descr="image"/>
+                    <pic:cNvPr id="189" name="Picture 189" descr="image"/>
                     <pic:cNvPicPr>
                       <a:picLocks noChangeAspect="1"/>
                     </pic:cNvPicPr>
                   </pic:nvPicPr>
                   <pic:blipFill>
-                    <a:blip r:embed="rId73|rId74"/>
+                    <a:blip r:embed="rId70"/>
                     <a:stretch>
                       <a:fillRect/>
                     </a:stretch>
@@ -7370,7 +7181,447 @@
                   <pic:spPr>
                     <a:xfrm>
                       <a:off x="0" y="0"/>
-                      <a:ext cx="3132000" cy="1905000"/>
+                      <a:ext cx="2879725" cy="2229464"/>
+                    </a:xfrm>
+                    <a:prstGeom prst="rect">
+                      <a:avLst/>
+                    </a:prstGeom>
+                  </pic:spPr>
+                </pic:pic>
+              </a:graphicData>
+            </a:graphic>
+          </wp:inline>
+        </w:drawing>
+      </w:r>
+    </w:p>
+    <w:p>
+      <w:pPr>
+        <w:keepNext/>
+        <w:spacing w:before="60" w:after="20" w:line="300" w:lineRule="auto"/>
+        <w:ind w:left="420" w:right="0" w:firstLine="0"/>
+        <w:jc w:val="left"/>
+        <w:rPr>
+          <w:rFonts w:ascii="Times New Roman" w:hAnsi="Times New Roman" w:eastAsia="宋体" w:cs="Times New Roman"/>
+          <w:kern w:val="0"/>
+          <w:sz w:val="21"/>
+          <w:szCs w:val="21"/>
+        </w:rPr>
+      </w:pPr>
+      <w:r>
+        <w:rPr>
+          <w:rFonts w:ascii="Times New Roman" w:hAnsi="Times New Roman" w:eastAsia="宋体" w:cs="Times New Roman"/>
+          <w:kern w:val="0"/>
+          <w:sz w:val="21"/>
+          <w:szCs w:val="21"/>
+        </w:rPr>
+        <w:t xml:space="preserve">A．北</w:t>
+      </w:r>
+    </w:p>
+    <w:p>
+      <w:pPr>
+        <w:keepNext/>
+        <w:spacing w:before="60" w:after="20" w:line="300" w:lineRule="auto"/>
+        <w:ind w:left="420" w:right="0" w:firstLine="0"/>
+        <w:jc w:val="left"/>
+        <w:rPr>
+          <w:rFonts w:ascii="Times New Roman" w:hAnsi="Times New Roman" w:eastAsia="宋体" w:cs="Times New Roman"/>
+          <w:kern w:val="0"/>
+          <w:sz w:val="21"/>
+          <w:szCs w:val="21"/>
+        </w:rPr>
+      </w:pPr>
+      <w:r>
+        <w:rPr>
+          <w:rFonts w:ascii="Times New Roman" w:hAnsi="Times New Roman" w:eastAsia="宋体" w:cs="Times New Roman"/>
+          <w:kern w:val="0"/>
+          <w:sz w:val="21"/>
+          <w:szCs w:val="21"/>
+        </w:rPr>
+        <w:t xml:space="preserve">B．南</w:t>
+      </w:r>
+    </w:p>
+    <w:p>
+      <w:pPr>
+        <w:keepNext/>
+        <w:spacing w:before="60" w:after="20" w:line="300" w:lineRule="auto"/>
+        <w:ind w:left="420" w:right="0" w:firstLine="0"/>
+        <w:jc w:val="left"/>
+        <w:rPr>
+          <w:rFonts w:ascii="Times New Roman" w:hAnsi="Times New Roman" w:eastAsia="宋体" w:cs="Times New Roman"/>
+          <w:kern w:val="0"/>
+          <w:sz w:val="21"/>
+          <w:szCs w:val="21"/>
+        </w:rPr>
+      </w:pPr>
+      <w:r>
+        <w:rPr>
+          <w:rFonts w:ascii="Times New Roman" w:hAnsi="Times New Roman" w:eastAsia="宋体" w:cs="Times New Roman"/>
+          <w:kern w:val="0"/>
+          <w:sz w:val="21"/>
+          <w:szCs w:val="21"/>
+        </w:rPr>
+        <w:t xml:space="preserve">C．西</w:t>
+      </w:r>
+    </w:p>
+    <w:p>
+      <w:pPr>
+        <w:keepNext/>
+        <w:spacing w:before="60" w:after="20" w:line="300" w:lineRule="auto"/>
+        <w:ind w:left="420" w:right="0" w:firstLine="0"/>
+        <w:jc w:val="left"/>
+        <w:rPr>
+          <w:rFonts w:ascii="Times New Roman" w:hAnsi="Times New Roman" w:eastAsia="宋体" w:cs="Times New Roman"/>
+          <w:kern w:val="0"/>
+          <w:sz w:val="21"/>
+          <w:szCs w:val="21"/>
+        </w:rPr>
+      </w:pPr>
+      <w:r>
+        <w:rPr>
+          <w:rFonts w:ascii="Times New Roman" w:hAnsi="Times New Roman" w:eastAsia="宋体" w:cs="Times New Roman"/>
+          <w:kern w:val="0"/>
+          <w:sz w:val="21"/>
+          <w:szCs w:val="21"/>
+        </w:rPr>
+        <w:t xml:space="preserve">D．东</w:t>
+      </w:r>
+    </w:p>
+    <w:p>
+      <w:pPr>
+        <w:spacing w:before="0" w:after="0" w:line="300" w:lineRule="auto"/>
+        <w:rPr>
+          <w:rFonts w:ascii="Times New Roman" w:hAnsi="Times New Roman" w:eastAsia="宋体" w:cs="Times New Roman"/>
+          <w:kern w:val="0"/>
+          <w:sz w:val="12"/>
+          <w:szCs w:val="12"/>
+        </w:rPr>
+      </w:pPr>
+    </w:p>
+    <w:p>
+      <w:pPr>
+        <w:keepNext/>
+        <w:spacing w:before="40" w:after="30" w:line="300" w:lineRule="auto"/>
+        <w:ind w:left="0" w:right="0" w:firstLine="0"/>
+        <w:jc w:val="left"/>
+        <w:rPr>
+          <w:rFonts w:ascii="Times New Roman" w:hAnsi="Times New Roman" w:eastAsia="宋体" w:cs="Times New Roman"/>
+          <w:kern w:val="0"/>
+          <w:sz w:val="21"/>
+          <w:szCs w:val="21"/>
+        </w:rPr>
+      </w:pPr>
+      <w:r>
+        <w:rPr>
+          <w:rFonts w:ascii="Times New Roman" w:hAnsi="Times New Roman" w:eastAsia="宋体" w:cs="Times New Roman"/>
+          <w:kern w:val="0"/>
+          <w:sz w:val="21"/>
+          <w:szCs w:val="21"/>
+        </w:rPr>
+        <w:t xml:space="preserve">24．要画出如下所示的图形，程序空白处从上往下应填写？（ ）</w:t>
+      </w:r>
+    </w:p>
+    <w:p>
+      <w:pPr>
+        <w:keepNext/>
+        <w:spacing w:before="40" w:after="40" w:line="240" w:lineRule="auto"/>
+        <w:ind w:left="0" w:right="0" w:firstLine="0"/>
+        <w:jc w:val="center"/>
+        <w:rPr>
+          <w:rFonts w:ascii="Times New Roman" w:hAnsi="Times New Roman" w:eastAsia="宋体" w:cs="Times New Roman"/>
+          <w:kern w:val="0"/>
+          <w:sz w:val="21"/>
+          <w:szCs w:val="21"/>
+        </w:rPr>
+      </w:pPr>
+      <w:r>
+        <w:rPr>
+          <w:rFonts w:ascii="Times New Roman" w:hAnsi="Times New Roman" w:eastAsia="宋体"/>
+          <w:sz w:val="21"/>
+        </w:rPr>
+        <w:drawing>
+          <wp:inline distT="0" distB="0" distL="0" distR="0">
+            <wp:extent cx="3132000" cy="2813000"/>
+            <wp:effectExtent l="0" t="0" r="0" b="0"/>
+            <wp:docPr id="190" name="Picture 190" descr="image"/>
+            <wp:cNvGraphicFramePr>
+              <a:graphicFrameLocks noChangeAspect="1"/>
+            </wp:cNvGraphicFramePr>
+            <a:graphic>
+              <a:graphicData uri="http://schemas.openxmlformats.org/drawingml/2006/picture">
+                <pic:pic>
+                  <pic:nvPicPr>
+                    <pic:cNvPr id="190" name="Picture 190" descr="image"/>
+                    <pic:cNvPicPr>
+                      <a:picLocks noChangeAspect="1"/>
+                    </pic:cNvPicPr>
+                  </pic:nvPicPr>
+                  <pic:blipFill>
+                    <a:blip r:embed="rId71"/>
+                    <a:stretch>
+                      <a:fillRect/>
+                    </a:stretch>
+                  </pic:blipFill>
+                  <pic:spPr>
+                    <a:xfrm>
+                      <a:off x="0" y="0"/>
+                      <a:ext cx="3132000" cy="2813000"/>
+                    </a:xfrm>
+                    <a:prstGeom prst="rect">
+                      <a:avLst/>
+                    </a:prstGeom>
+                  </pic:spPr>
+                </pic:pic>
+              </a:graphicData>
+            </a:graphic>
+          </wp:inline>
+        </w:drawing>
+        <w:drawing>
+          <wp:inline distT="0" distB="0" distL="0" distR="0">
+            <wp:extent cx="1285875" cy="2857500"/>
+            <wp:effectExtent l="0" t="0" r="0" b="0"/>
+            <wp:docPr id="191" name="Picture 191" descr="image"/>
+            <wp:cNvGraphicFramePr>
+              <a:graphicFrameLocks noChangeAspect="1"/>
+            </wp:cNvGraphicFramePr>
+            <a:graphic>
+              <a:graphicData uri="http://schemas.openxmlformats.org/drawingml/2006/picture">
+                <pic:pic>
+                  <pic:nvPicPr>
+                    <pic:cNvPr id="191" name="Picture 191" descr="image"/>
+                    <pic:cNvPicPr>
+                      <a:picLocks noChangeAspect="1"/>
+                    </pic:cNvPicPr>
+                  </pic:nvPicPr>
+                  <pic:blipFill>
+                    <a:blip r:embed="rId72"/>
+                    <a:stretch>
+                      <a:fillRect/>
+                    </a:stretch>
+                  </pic:blipFill>
+                  <pic:spPr>
+                    <a:xfrm>
+                      <a:off x="0" y="0"/>
+                      <a:ext cx="1285875" cy="2857500"/>
+                    </a:xfrm>
+                    <a:prstGeom prst="rect">
+                      <a:avLst/>
+                    </a:prstGeom>
+                  </pic:spPr>
+                </pic:pic>
+              </a:graphicData>
+            </a:graphic>
+          </wp:inline>
+        </w:drawing>
+      </w:r>
+    </w:p>
+    <w:p>
+      <w:pPr>
+        <w:keepNext/>
+        <w:spacing w:before="60" w:after="20" w:line="300" w:lineRule="auto"/>
+        <w:ind w:left="420" w:right="0" w:firstLine="0"/>
+        <w:jc w:val="left"/>
+        <w:rPr>
+          <w:rFonts w:ascii="Times New Roman" w:hAnsi="Times New Roman" w:eastAsia="宋体" w:cs="Times New Roman"/>
+          <w:kern w:val="0"/>
+          <w:sz w:val="21"/>
+          <w:szCs w:val="21"/>
+        </w:rPr>
+      </w:pPr>
+      <w:r>
+        <w:rPr>
+          <w:rFonts w:ascii="Times New Roman" w:hAnsi="Times New Roman" w:eastAsia="宋体" w:cs="Times New Roman"/>
+          <w:kern w:val="0"/>
+          <w:sz w:val="21"/>
+          <w:szCs w:val="21"/>
+        </w:rPr>
+        <w:t xml:space="preserve">A．3，3</w:t>
+      </w:r>
+    </w:p>
+    <w:p>
+      <w:pPr>
+        <w:keepNext/>
+        <w:spacing w:before="60" w:after="20" w:line="300" w:lineRule="auto"/>
+        <w:ind w:left="420" w:right="0" w:firstLine="0"/>
+        <w:jc w:val="left"/>
+        <w:rPr>
+          <w:rFonts w:ascii="Times New Roman" w:hAnsi="Times New Roman" w:eastAsia="宋体" w:cs="Times New Roman"/>
+          <w:kern w:val="0"/>
+          <w:sz w:val="21"/>
+          <w:szCs w:val="21"/>
+        </w:rPr>
+      </w:pPr>
+      <w:r>
+        <w:rPr>
+          <w:rFonts w:ascii="Times New Roman" w:hAnsi="Times New Roman" w:eastAsia="宋体" w:cs="Times New Roman"/>
+          <w:kern w:val="0"/>
+          <w:sz w:val="21"/>
+          <w:szCs w:val="21"/>
+        </w:rPr>
+        <w:t xml:space="preserve">B．6，6</w:t>
+      </w:r>
+    </w:p>
+    <w:p>
+      <w:pPr>
+        <w:keepNext/>
+        <w:spacing w:before="60" w:after="20" w:line="300" w:lineRule="auto"/>
+        <w:ind w:left="420" w:right="0" w:firstLine="0"/>
+        <w:jc w:val="left"/>
+        <w:rPr>
+          <w:rFonts w:ascii="Times New Roman" w:hAnsi="Times New Roman" w:eastAsia="宋体" w:cs="Times New Roman"/>
+          <w:kern w:val="0"/>
+          <w:sz w:val="21"/>
+          <w:szCs w:val="21"/>
+        </w:rPr>
+      </w:pPr>
+      <w:r>
+        <w:rPr>
+          <w:rFonts w:ascii="Times New Roman" w:hAnsi="Times New Roman" w:eastAsia="宋体" w:cs="Times New Roman"/>
+          <w:kern w:val="0"/>
+          <w:sz w:val="21"/>
+          <w:szCs w:val="21"/>
+        </w:rPr>
+        <w:t xml:space="preserve">C．3，6</w:t>
+      </w:r>
+    </w:p>
+    <w:p>
+      <w:pPr>
+        <w:keepNext/>
+        <w:spacing w:before="60" w:after="20" w:line="300" w:lineRule="auto"/>
+        <w:ind w:left="420" w:right="0" w:firstLine="0"/>
+        <w:jc w:val="left"/>
+        <w:rPr>
+          <w:rFonts w:ascii="Times New Roman" w:hAnsi="Times New Roman" w:eastAsia="宋体" w:cs="Times New Roman"/>
+          <w:kern w:val="0"/>
+          <w:sz w:val="21"/>
+          <w:szCs w:val="21"/>
+        </w:rPr>
+      </w:pPr>
+      <w:r>
+        <w:rPr>
+          <w:rFonts w:ascii="Times New Roman" w:hAnsi="Times New Roman" w:eastAsia="宋体" w:cs="Times New Roman"/>
+          <w:kern w:val="0"/>
+          <w:sz w:val="21"/>
+          <w:szCs w:val="21"/>
+        </w:rPr>
+        <w:t xml:space="preserve">D．3，9</w:t>
+      </w:r>
+    </w:p>
+    <w:p>
+      <w:pPr>
+        <w:spacing w:before="0" w:after="0" w:line="300" w:lineRule="auto"/>
+        <w:rPr>
+          <w:rFonts w:ascii="Times New Roman" w:hAnsi="Times New Roman" w:eastAsia="宋体" w:cs="Times New Roman"/>
+          <w:kern w:val="0"/>
+          <w:sz w:val="12"/>
+          <w:szCs w:val="12"/>
+        </w:rPr>
+      </w:pPr>
+    </w:p>
+    <w:p>
+      <w:pPr>
+        <w:keepNext/>
+        <w:spacing w:before="40" w:after="30" w:line="300" w:lineRule="auto"/>
+        <w:ind w:left="0" w:right="0" w:firstLine="0"/>
+        <w:jc w:val="left"/>
+        <w:rPr>
+          <w:rFonts w:ascii="Times New Roman" w:hAnsi="Times New Roman" w:eastAsia="宋体" w:cs="Times New Roman"/>
+          <w:kern w:val="0"/>
+          <w:sz w:val="21"/>
+          <w:szCs w:val="21"/>
+        </w:rPr>
+      </w:pPr>
+      <w:r>
+        <w:rPr>
+          <w:rFonts w:ascii="Times New Roman" w:hAnsi="Times New Roman" w:eastAsia="宋体" w:cs="Times New Roman"/>
+          <w:kern w:val="0"/>
+          <w:sz w:val="21"/>
+          <w:szCs w:val="21"/>
+        </w:rPr>
+        <w:t xml:space="preserve">25．小猫和小鸡的初始位置如下图所示，运行程序后，小猫马上说“我抓到你了！”，程序空白处应填写？（ ）</w:t>
+      </w:r>
+    </w:p>
+    <w:p>
+      <w:pPr>
+        <w:keepNext/>
+        <w:spacing w:before="40" w:after="40" w:line="240" w:lineRule="auto"/>
+        <w:ind w:left="0" w:right="0" w:firstLine="0"/>
+        <w:jc w:val="center"/>
+        <w:rPr>
+          <w:rFonts w:ascii="Times New Roman" w:hAnsi="Times New Roman" w:eastAsia="宋体" w:cs="Times New Roman"/>
+          <w:kern w:val="0"/>
+          <w:sz w:val="21"/>
+          <w:szCs w:val="21"/>
+        </w:rPr>
+      </w:pPr>
+      <w:r>
+        <w:rPr>
+          <w:rFonts w:ascii="Times New Roman" w:hAnsi="Times New Roman" w:eastAsia="宋体"/>
+          <w:sz w:val="21"/>
+        </w:rPr>
+        <w:drawing>
+          <wp:inline distT="0" distB="0" distL="0" distR="0">
+            <wp:extent cx="2541433" cy="1905000"/>
+            <wp:effectExtent l="0" t="0" r="0" b="0"/>
+            <wp:docPr id="192" name="Picture 192" descr="image"/>
+            <wp:cNvGraphicFramePr>
+              <a:graphicFrameLocks noChangeAspect="1"/>
+            </wp:cNvGraphicFramePr>
+            <a:graphic>
+              <a:graphicData uri="http://schemas.openxmlformats.org/drawingml/2006/picture">
+                <pic:pic>
+                  <pic:nvPicPr>
+                    <pic:cNvPr id="192" name="Picture 192" descr="image"/>
+                    <pic:cNvPicPr>
+                      <a:picLocks noChangeAspect="1"/>
+                    </pic:cNvPicPr>
+                  </pic:nvPicPr>
+                  <pic:blipFill>
+                    <a:blip r:embed="rId73"/>
+                    <a:stretch>
+                      <a:fillRect/>
+                    </a:stretch>
+                  </pic:blipFill>
+                  <pic:spPr>
+                    <a:xfrm>
+                      <a:off x="0" y="0"/>
+                      <a:ext cx="2541433" cy="1905000"/>
+                    </a:xfrm>
+                    <a:prstGeom prst="rect">
+                      <a:avLst/>
+                    </a:prstGeom>
+                  </pic:spPr>
+                </pic:pic>
+              </a:graphicData>
+            </a:graphic>
+          </wp:inline>
+        </w:drawing>
+        <w:drawing>
+          <wp:inline distT="0" distB="0" distL="0" distR="0">
+            <wp:extent cx="1457739" cy="1905000"/>
+            <wp:effectExtent l="0" t="0" r="0" b="0"/>
+            <wp:docPr id="193" name="Picture 193" descr="image"/>
+            <wp:cNvGraphicFramePr>
+              <a:graphicFrameLocks noChangeAspect="1"/>
+            </wp:cNvGraphicFramePr>
+            <a:graphic>
+              <a:graphicData uri="http://schemas.openxmlformats.org/drawingml/2006/picture">
+                <pic:pic>
+                  <pic:nvPicPr>
+                    <pic:cNvPr id="193" name="Picture 193" descr="image"/>
+                    <pic:cNvPicPr>
+                      <a:picLocks noChangeAspect="1"/>
+                    </pic:cNvPicPr>
+                  </pic:nvPicPr>
+                  <pic:blipFill>
+                    <a:blip r:embed="rId74"/>
+                    <a:stretch>
+                      <a:fillRect/>
+                    </a:stretch>
+                  </pic:blipFill>
+                  <pic:spPr>
+                    <a:xfrm>
+                      <a:off x="0" y="0"/>
+                      <a:ext cx="1457739" cy="1905000"/>
                     </a:xfrm>
                     <a:prstGeom prst="rect">
                       <a:avLst/>
@@ -7862,23 +8113,23 @@
         </w:rPr>
         <w:drawing>
           <wp:inline distT="0" distB="0" distL="0" distR="0">
-            <wp:extent cx="3132000" cy="2857500"/>
+            <wp:extent cx="1801030" cy="2857500"/>
             <wp:effectExtent l="0" t="0" r="0" b="0"/>
-            <wp:docPr id="166" name="Picture 166" descr="image"/>
+            <wp:docPr id="194" name="Picture 194" descr="image"/>
             <wp:cNvGraphicFramePr>
-              <a:graphicFrameLocks xmlns:a="http://schemas.openxmlformats.org/drawingml/2006/main" noChangeAspect="1"/>
+              <a:graphicFrameLocks noChangeAspect="1"/>
             </wp:cNvGraphicFramePr>
-            <a:graphic xmlns:a="http://schemas.openxmlformats.org/drawingml/2006/main">
+            <a:graphic>
               <a:graphicData uri="http://schemas.openxmlformats.org/drawingml/2006/picture">
-                <pic:pic xmlns:pic="http://schemas.openxmlformats.org/drawingml/2006/picture">
+                <pic:pic>
                   <pic:nvPicPr>
-                    <pic:cNvPr id="166" name="Picture 166" descr="image"/>
+                    <pic:cNvPr id="194" name="Picture 194" descr="image"/>
                     <pic:cNvPicPr>
                       <a:picLocks noChangeAspect="1"/>
                     </pic:cNvPicPr>
                   </pic:nvPicPr>
                   <pic:blipFill>
-                    <a:blip r:embed="rId79|rId80"/>
+                    <a:blip r:embed="rId79"/>
                     <a:stretch>
                       <a:fillRect/>
                     </a:stretch>
@@ -7886,7 +8137,44 @@
                   <pic:spPr>
                     <a:xfrm>
                       <a:off x="0" y="0"/>
-                      <a:ext cx="3132000" cy="2857500"/>
+                      <a:ext cx="1801030" cy="2857500"/>
+                    </a:xfrm>
+                    <a:prstGeom prst="rect">
+                      <a:avLst/>
+                    </a:prstGeom>
+                  </pic:spPr>
+                </pic:pic>
+              </a:graphicData>
+            </a:graphic>
+          </wp:inline>
+        </w:drawing>
+        <w:drawing>
+          <wp:inline distT="0" distB="0" distL="0" distR="0">
+            <wp:extent cx="1261556" cy="2857500"/>
+            <wp:effectExtent l="0" t="0" r="0" b="0"/>
+            <wp:docPr id="195" name="Picture 195" descr="image"/>
+            <wp:cNvGraphicFramePr>
+              <a:graphicFrameLocks noChangeAspect="1"/>
+            </wp:cNvGraphicFramePr>
+            <a:graphic>
+              <a:graphicData uri="http://schemas.openxmlformats.org/drawingml/2006/picture">
+                <pic:pic>
+                  <pic:nvPicPr>
+                    <pic:cNvPr id="195" name="Picture 195" descr="image"/>
+                    <pic:cNvPicPr>
+                      <a:picLocks noChangeAspect="1"/>
+                    </pic:cNvPicPr>
+                  </pic:nvPicPr>
+                  <pic:blipFill>
+                    <a:blip r:embed="rId80"/>
+                    <a:stretch>
+                      <a:fillRect/>
+                    </a:stretch>
+                  </pic:blipFill>
+                  <pic:spPr>
+                    <a:xfrm>
+                      <a:off x="0" y="0"/>
+                      <a:ext cx="1261556" cy="2857500"/>
                     </a:xfrm>
                     <a:prstGeom prst="rect">
                       <a:avLst/>
@@ -8135,23 +8423,23 @@
         </w:rPr>
         <w:drawing>
           <wp:inline distT="0" distB="0" distL="0" distR="0">
-            <wp:extent cx="3132000" cy="2857500"/>
+            <wp:extent cx="3132000" cy="2305500"/>
             <wp:effectExtent l="0" t="0" r="0" b="0"/>
-            <wp:docPr id="169" name="Picture 169" descr="image"/>
+            <wp:docPr id="196" name="Picture 196" descr="image"/>
             <wp:cNvGraphicFramePr>
-              <a:graphicFrameLocks xmlns:a="http://schemas.openxmlformats.org/drawingml/2006/main" noChangeAspect="1"/>
+              <a:graphicFrameLocks noChangeAspect="1"/>
             </wp:cNvGraphicFramePr>
-            <a:graphic xmlns:a="http://schemas.openxmlformats.org/drawingml/2006/main">
+            <a:graphic>
               <a:graphicData uri="http://schemas.openxmlformats.org/drawingml/2006/picture">
-                <pic:pic xmlns:pic="http://schemas.openxmlformats.org/drawingml/2006/picture">
+                <pic:pic>
                   <pic:nvPicPr>
-                    <pic:cNvPr id="169" name="Picture 169" descr="image"/>
+                    <pic:cNvPr id="196" name="Picture 196" descr="image"/>
                     <pic:cNvPicPr>
                       <a:picLocks noChangeAspect="1"/>
                     </pic:cNvPicPr>
                   </pic:nvPicPr>
                   <pic:blipFill>
-                    <a:blip r:embed="rId83|rId84"/>
+                    <a:blip r:embed="rId83"/>
                     <a:stretch>
                       <a:fillRect/>
                     </a:stretch>
@@ -8159,7 +8447,44 @@
                   <pic:spPr>
                     <a:xfrm>
                       <a:off x="0" y="0"/>
-                      <a:ext cx="3132000" cy="2857500"/>
+                      <a:ext cx="3132000" cy="2305500"/>
+                    </a:xfrm>
+                    <a:prstGeom prst="rect">
+                      <a:avLst/>
+                    </a:prstGeom>
+                  </pic:spPr>
+                </pic:pic>
+              </a:graphicData>
+            </a:graphic>
+          </wp:inline>
+        </w:drawing>
+        <w:drawing>
+          <wp:inline distT="0" distB="0" distL="0" distR="0">
+            <wp:extent cx="2192734" cy="2857500"/>
+            <wp:effectExtent l="0" t="0" r="0" b="0"/>
+            <wp:docPr id="197" name="Picture 197" descr="image"/>
+            <wp:cNvGraphicFramePr>
+              <a:graphicFrameLocks noChangeAspect="1"/>
+            </wp:cNvGraphicFramePr>
+            <a:graphic>
+              <a:graphicData uri="http://schemas.openxmlformats.org/drawingml/2006/picture">
+                <pic:pic>
+                  <pic:nvPicPr>
+                    <pic:cNvPr id="197" name="Picture 197" descr="image"/>
+                    <pic:cNvPicPr>
+                      <a:picLocks noChangeAspect="1"/>
+                    </pic:cNvPicPr>
+                  </pic:nvPicPr>
+                  <pic:blipFill>
+                    <a:blip r:embed="rId84"/>
+                    <a:stretch>
+                      <a:fillRect/>
+                    </a:stretch>
+                  </pic:blipFill>
+                  <pic:spPr>
+                    <a:xfrm>
+                      <a:off x="0" y="0"/>
+                      <a:ext cx="2192734" cy="2857500"/>
                     </a:xfrm>
                     <a:prstGeom prst="rect">
                       <a:avLst/>
@@ -8408,23 +8733,23 @@
         </w:rPr>
         <w:drawing>
           <wp:inline distT="0" distB="0" distL="0" distR="0">
-            <wp:extent cx="3132000" cy="2857500"/>
+            <wp:extent cx="3106297" cy="2590513"/>
             <wp:effectExtent l="0" t="0" r="0" b="0"/>
-            <wp:docPr id="172" name="Picture 172" descr="image"/>
+            <wp:docPr id="198" name="Picture 198" descr="image"/>
             <wp:cNvGraphicFramePr>
-              <a:graphicFrameLocks xmlns:a="http://schemas.openxmlformats.org/drawingml/2006/main" noChangeAspect="1"/>
+              <a:graphicFrameLocks noChangeAspect="1"/>
             </wp:cNvGraphicFramePr>
-            <a:graphic xmlns:a="http://schemas.openxmlformats.org/drawingml/2006/main">
+            <a:graphic>
               <a:graphicData uri="http://schemas.openxmlformats.org/drawingml/2006/picture">
-                <pic:pic xmlns:pic="http://schemas.openxmlformats.org/drawingml/2006/picture">
+                <pic:pic>
                   <pic:nvPicPr>
-                    <pic:cNvPr id="172" name="Picture 172" descr="image"/>
+                    <pic:cNvPr id="198" name="Picture 198" descr="image"/>
                     <pic:cNvPicPr>
                       <a:picLocks noChangeAspect="1"/>
                     </pic:cNvPicPr>
                   </pic:nvPicPr>
                   <pic:blipFill>
-                    <a:blip r:embed="rId87|rId88"/>
+                    <a:blip r:embed="rId87"/>
                     <a:stretch>
                       <a:fillRect/>
                     </a:stretch>
@@ -8432,7 +8757,44 @@
                   <pic:spPr>
                     <a:xfrm>
                       <a:off x="0" y="0"/>
-                      <a:ext cx="3132000" cy="2857500"/>
+                      <a:ext cx="3106297" cy="2590513"/>
+                    </a:xfrm>
+                    <a:prstGeom prst="rect">
+                      <a:avLst/>
+                    </a:prstGeom>
+                  </pic:spPr>
+                </pic:pic>
+              </a:graphicData>
+            </a:graphic>
+          </wp:inline>
+        </w:drawing>
+        <w:drawing>
+          <wp:inline distT="0" distB="0" distL="0" distR="0">
+            <wp:extent cx="2653153" cy="2834050"/>
+            <wp:effectExtent l="0" t="0" r="0" b="0"/>
+            <wp:docPr id="199" name="Picture 199" descr="image"/>
+            <wp:cNvGraphicFramePr>
+              <a:graphicFrameLocks noChangeAspect="1"/>
+            </wp:cNvGraphicFramePr>
+            <a:graphic>
+              <a:graphicData uri="http://schemas.openxmlformats.org/drawingml/2006/picture">
+                <pic:pic>
+                  <pic:nvPicPr>
+                    <pic:cNvPr id="199" name="Picture 199" descr="image"/>
+                    <pic:cNvPicPr>
+                      <a:picLocks noChangeAspect="1"/>
+                    </pic:cNvPicPr>
+                  </pic:nvPicPr>
+                  <pic:blipFill>
+                    <a:blip r:embed="rId88"/>
+                    <a:stretch>
+                      <a:fillRect/>
+                    </a:stretch>
+                  </pic:blipFill>
+                  <pic:spPr>
+                    <a:xfrm>
+                      <a:off x="0" y="0"/>
+                      <a:ext cx="2653153" cy="2834050"/>
                     </a:xfrm>
                     <a:prstGeom prst="rect">
                       <a:avLst/>
@@ -10736,7 +11098,7 @@
 </w:document>
 </file>
 
-<file path=word\endnotes.xml><?xml version="1.0" encoding="utf-8"?>
+<file path=word/endnotes.xml><?xml version="1.0" encoding="utf-8"?>
 <w:endnotes xmlns:wpc="http://schemas.microsoft.com/office/word/2010/wordprocessingCanvas" xmlns:cx="http://schemas.microsoft.com/office/drawing/2014/chartex" xmlns:cx1="http://schemas.microsoft.com/office/drawing/2015/9/8/chartex" xmlns:cx2="http://schemas.microsoft.com/office/drawing/2015/10/21/chartex" xmlns:cx3="http://schemas.microsoft.com/office/drawing/2016/5/9/chartex" xmlns:cx4="http://schemas.microsoft.com/office/drawing/2016/5/10/chartex" xmlns:cx5="http://schemas.microsoft.com/office/drawing/2016/5/11/chartex" xmlns:cx6="http://schemas.microsoft.com/office/drawing/2016/5/12/chartex" xmlns:cx7="http://schemas.microsoft.com/office/drawing/2016/5/13/chartex" xmlns:cx8="http://schemas.microsoft.com/office/drawing/2016/5/14/chartex" xmlns:mc="http://schemas.openxmlformats.org/markup-compatibility/2006" xmlns:aink="http://schemas.microsoft.com/office/drawing/2016/ink" xmlns:am3d="http://schemas.microsoft.com/office/drawing/2017/model3d" xmlns:o="urn:schemas-microsoft-com:office:office" xmlns:oel="http://schemas.microsoft.com/office/2019/extlst" xmlns:r="http://schemas.openxmlformats.org/officeDocument/2006/relationships" xmlns:m="http://schemas.openxmlformats.org/officeDocument/2006/math" xmlns:v="urn:schemas-microsoft-com:vml" xmlns:wp14="http://schemas.microsoft.com/office/word/2010/wordprocessingDrawing" xmlns:wp="http://schemas.openxmlformats.org/drawingml/2006/wordprocessingDrawing" xmlns:w10="urn:schemas-microsoft-com:office:word" xmlns:w="http://schemas.openxmlformats.org/wordprocessingml/2006/main" xmlns:w14="http://schemas.microsoft.com/office/word/2010/wordml" xmlns:w15="http://schemas.microsoft.com/office/word/2012/wordml" xmlns:w16cex="http://schemas.microsoft.com/office/word/2018/wordml/cex" xmlns:w16cid="http://schemas.microsoft.com/office/word/2016/wordml/cid" xmlns:w16="http://schemas.microsoft.com/office/word/2018/wordml" xmlns:w16du="http://schemas.microsoft.com/office/word/2023/wordml/word16du" xmlns:w16sdtdh="http://schemas.microsoft.com/office/word/2020/wordml/sdtdatahash" xmlns:w16sdtfl="http://schemas.microsoft.com/office/word/2024/wordml/sdtformatlock" xmlns:w16se="http://schemas.microsoft.com/office/word/2015/wordml/symex" xmlns:wpg="http://schemas.microsoft.com/office/word/2010/wordprocessingGroup" xmlns:wpi="http://schemas.microsoft.com/office/word/2010/wordprocessingInk" xmlns:wne="http://schemas.microsoft.com/office/word/2006/wordml" xmlns:wps="http://schemas.microsoft.com/office/word/2010/wordprocessingShape" mc:Ignorable="w14 w15 w16se w16cid w16 w16cex w16sdtdh w16sdtfl w16du wp14">
   <w:endnote w:type="separator" w:id="-1">
     <w:p>
@@ -10755,71 +11117,7 @@
 </w:endnotes>
 </file>
 
-<file path=word\fontTable.xml><?xml version="1.0" encoding="utf-8"?>
-<w:fonts xmlns:mc="http://schemas.openxmlformats.org/markup-compatibility/2006" xmlns:r="http://schemas.openxmlformats.org/officeDocument/2006/relationships" xmlns:w="http://schemas.openxmlformats.org/wordprocessingml/2006/main" xmlns:w14="http://schemas.microsoft.com/office/word/2010/wordml" xmlns:w15="http://schemas.microsoft.com/office/word/2012/wordml" xmlns:w16cex="http://schemas.microsoft.com/office/word/2018/wordml/cex" xmlns:w16cid="http://schemas.microsoft.com/office/word/2016/wordml/cid" xmlns:w16="http://schemas.microsoft.com/office/word/2018/wordml" xmlns:w16du="http://schemas.microsoft.com/office/word/2023/wordml/word16du" xmlns:w16sdtdh="http://schemas.microsoft.com/office/word/2020/wordml/sdtdatahash" xmlns:w16sdtfl="http://schemas.microsoft.com/office/word/2024/wordml/sdtformatlock" xmlns:w16se="http://schemas.microsoft.com/office/word/2015/wordml/symex" mc:Ignorable="w14 w15 w16se w16cid w16 w16cex w16sdtdh w16sdtfl w16du">
-  <w:font w:name="Times New Roman">
-    <w:panose1 w:val="02020603050405020304"/>
-    <w:charset w:val="00"/>
-    <w:family w:val="roman"/>
-    <w:pitch w:val="variable"/>
-    <w:sig w:usb0="E0002EFF" w:usb1="C000785B" w:usb2="00000009" w:usb3="00000000" w:csb0="000001FF" w:csb1="00000000"/>
-  </w:font>
-  <w:font w:name="宋体">
-    <w:altName w:val="SimSun"/>
-    <w:panose1 w:val="02010600030101010101"/>
-    <w:charset w:val="86"/>
-    <w:family w:val="auto"/>
-    <w:pitch w:val="variable"/>
-    <w:sig w:usb0="00000203" w:usb1="288F0000" w:usb2="00000016" w:usb3="00000000" w:csb0="00040001" w:csb1="00000000"/>
-  </w:font>
-  <w:font w:name="Calibri">
-    <w:panose1 w:val="020F0502020204030204"/>
-    <w:charset w:val="00"/>
-    <w:family w:val="swiss"/>
-    <w:pitch w:val="variable"/>
-    <w:sig w:usb0="E4002EFF" w:usb1="C200247B" w:usb2="00000009" w:usb3="00000000" w:csb0="000001FF" w:csb1="00000000"/>
-  </w:font>
-  <w:font w:name="Arial">
-    <w:panose1 w:val="020B0604020202020204"/>
-    <w:charset w:val="00"/>
-    <w:family w:val="swiss"/>
-    <w:pitch w:val="variable"/>
-    <w:sig w:usb0="E0002EFF" w:usb1="C000785B" w:usb2="00000009" w:usb3="00000000" w:csb0="000001FF" w:csb1="00000000"/>
-  </w:font>
-  <w:font w:name="黑体">
-    <w:altName w:val="SimHei"/>
-    <w:panose1 w:val="02010609060101010101"/>
-    <w:charset w:val="86"/>
-    <w:family w:val="modern"/>
-    <w:pitch w:val="fixed"/>
-    <w:sig w:usb0="800002BF" w:usb1="38CF7CFA" w:usb2="00000016" w:usb3="00000000" w:csb0="00040001" w:csb1="00000000"/>
-  </w:font>
-  <w:font w:name="Helvetica">
-    <w:panose1 w:val="020B0604020202020204"/>
-    <w:charset w:val="00"/>
-    <w:family w:val="swiss"/>
-    <w:pitch w:val="variable"/>
-    <w:sig w:usb0="E0002EFF" w:usb1="C000785B" w:usb2="00000009" w:usb3="00000000" w:csb0="000001FF" w:csb1="00000000"/>
-  </w:font>
-  <w:font w:name="等线 Light">
-    <w:panose1 w:val="02010600030101010101"/>
-    <w:charset w:val="86"/>
-    <w:family w:val="auto"/>
-    <w:pitch w:val="variable"/>
-    <w:sig w:usb0="A00002BF" w:usb1="38CF7CFA" w:usb2="00000016" w:usb3="00000000" w:csb0="0004000F" w:csb1="00000000"/>
-  </w:font>
-  <w:font w:name="等线">
-    <w:altName w:val="DengXian"/>
-    <w:panose1 w:val="02010600030101010101"/>
-    <w:charset w:val="86"/>
-    <w:family w:val="auto"/>
-    <w:pitch w:val="variable"/>
-    <w:sig w:usb0="A00002BF" w:usb1="38CF7CFA" w:usb2="00000016" w:usb3="00000000" w:csb0="0004000F" w:csb1="00000000"/>
-  </w:font>
-</w:fonts>
-</file>
-
-<file path=word\footer1.xml><?xml version="1.0" encoding="utf-8"?>
+<file path=word/footer1.xml><?xml version="1.0" encoding="utf-8"?>
 <w:ftr xmlns:w="http://schemas.openxmlformats.org/wordprocessingml/2006/main">
   <w:p>
     <w:pPr>
@@ -10899,7 +11197,7 @@
 </w:ftr>
 </file>
 
-<file path=word\footnotes.xml><?xml version="1.0" encoding="utf-8"?>
+<file path=word/footnotes.xml><?xml version="1.0" encoding="utf-8"?>
 <w:footnotes xmlns:wpc="http://schemas.microsoft.com/office/word/2010/wordprocessingCanvas" xmlns:cx="http://schemas.microsoft.com/office/drawing/2014/chartex" xmlns:cx1="http://schemas.microsoft.com/office/drawing/2015/9/8/chartex" xmlns:cx2="http://schemas.microsoft.com/office/drawing/2015/10/21/chartex" xmlns:cx3="http://schemas.microsoft.com/office/drawing/2016/5/9/chartex" xmlns:cx4="http://schemas.microsoft.com/office/drawing/2016/5/10/chartex" xmlns:cx5="http://schemas.microsoft.com/office/drawing/2016/5/11/chartex" xmlns:cx6="http://schemas.microsoft.com/office/drawing/2016/5/12/chartex" xmlns:cx7="http://schemas.microsoft.com/office/drawing/2016/5/13/chartex" xmlns:cx8="http://schemas.microsoft.com/office/drawing/2016/5/14/chartex" xmlns:mc="http://schemas.openxmlformats.org/markup-compatibility/2006" xmlns:aink="http://schemas.microsoft.com/office/drawing/2016/ink" xmlns:am3d="http://schemas.microsoft.com/office/drawing/2017/model3d" xmlns:o="urn:schemas-microsoft-com:office:office" xmlns:oel="http://schemas.microsoft.com/office/2019/extlst" xmlns:r="http://schemas.openxmlformats.org/officeDocument/2006/relationships" xmlns:m="http://schemas.openxmlformats.org/officeDocument/2006/math" xmlns:v="urn:schemas-microsoft-com:vml" xmlns:wp14="http://schemas.microsoft.com/office/word/2010/wordprocessingDrawing" xmlns:wp="http://schemas.openxmlformats.org/drawingml/2006/wordprocessingDrawing" xmlns:w10="urn:schemas-microsoft-com:office:word" xmlns:w="http://schemas.openxmlformats.org/wordprocessingml/2006/main" xmlns:w14="http://schemas.microsoft.com/office/word/2010/wordml" xmlns:w15="http://schemas.microsoft.com/office/word/2012/wordml" xmlns:w16cex="http://schemas.microsoft.com/office/word/2018/wordml/cex" xmlns:w16cid="http://schemas.microsoft.com/office/word/2016/wordml/cid" xmlns:w16="http://schemas.microsoft.com/office/word/2018/wordml" xmlns:w16du="http://schemas.microsoft.com/office/word/2023/wordml/word16du" xmlns:w16sdtdh="http://schemas.microsoft.com/office/word/2020/wordml/sdtdatahash" xmlns:w16sdtfl="http://schemas.microsoft.com/office/word/2024/wordml/sdtformatlock" xmlns:w16se="http://schemas.microsoft.com/office/word/2015/wordml/symex" xmlns:wpg="http://schemas.microsoft.com/office/word/2010/wordprocessingGroup" xmlns:wpi="http://schemas.microsoft.com/office/word/2010/wordprocessingInk" xmlns:wne="http://schemas.microsoft.com/office/word/2006/wordml" xmlns:wps="http://schemas.microsoft.com/office/word/2010/wordprocessingShape" mc:Ignorable="w14 w15 w16se w16cid w16 w16cex w16sdtdh w16sdtfl w16du wp14">
   <w:footnote w:type="separator" w:id="-1">
     <w:p>
@@ -10918,93 +11216,7 @@
 </w:footnotes>
 </file>
 
-<file path=word\settings.xml><?xml version="1.0" encoding="utf-8"?>
-<w:settings xmlns:mc="http://schemas.openxmlformats.org/markup-compatibility/2006" xmlns:o="urn:schemas-microsoft-com:office:office" xmlns:r="http://schemas.openxmlformats.org/officeDocument/2006/relationships" xmlns:m="http://schemas.openxmlformats.org/officeDocument/2006/math" xmlns:v="urn:schemas-microsoft-com:vml" xmlns:w10="urn:schemas-microsoft-com:office:word" xmlns:w="http://schemas.openxmlformats.org/wordprocessingml/2006/main" xmlns:w14="http://schemas.microsoft.com/office/word/2010/wordml" xmlns:w15="http://schemas.microsoft.com/office/word/2012/wordml" xmlns:w16cex="http://schemas.microsoft.com/office/word/2018/wordml/cex" xmlns:w16cid="http://schemas.microsoft.com/office/word/2016/wordml/cid" xmlns:w16="http://schemas.microsoft.com/office/word/2018/wordml" xmlns:w16du="http://schemas.microsoft.com/office/word/2023/wordml/word16du" xmlns:w16sdtdh="http://schemas.microsoft.com/office/word/2020/wordml/sdtdatahash" xmlns:w16sdtfl="http://schemas.microsoft.com/office/word/2024/wordml/sdtformatlock" xmlns:w16se="http://schemas.microsoft.com/office/word/2015/wordml/symex" xmlns:sl="http://schemas.openxmlformats.org/schemaLibrary/2006/main" mc:Ignorable="w14 w15 w16se w16cid w16 w16cex w16sdtdh w16sdtfl w16du">
-  <w:zoom w:percent="110"/>
-  <w:doNotTrackMoves/>
-  <w:defaultTabStop w:val="420"/>
-  <w:drawingGridVerticalSpacing w:val="156"/>
-  <w:noPunctuationKerning/>
-  <w:characterSpacingControl w:val="compressPunctuation"/>
-  <w:hdrShapeDefaults>
-    <o:shapedefaults v:ext="edit" spidmax="2050"/>
-  </w:hdrShapeDefaults>
-  <w:footnotePr>
-    <w:footnote w:id="-1"/>
-    <w:footnote w:id="0"/>
-  </w:footnotePr>
-  <w:endnotePr>
-    <w:endnote w:id="-1"/>
-    <w:endnote w:id="0"/>
-  </w:endnotePr>
-  <w:compat>
-    <w:spaceForUL/>
-    <w:balanceSingleByteDoubleByteWidth/>
-    <w:doNotLeaveBackslashAlone/>
-    <w:ulTrailSpace/>
-    <w:doNotExpandShiftReturn/>
-    <w:adjustLineHeightInTable/>
-    <w:doNotWrapTextWithPunct/>
-    <w:doNotUseEastAsianBreakRules/>
-    <w:useFELayout/>
-    <w:useNormalStyleForList/>
-    <w:doNotUseIndentAsNumberingTabStop/>
-    <w:useAltKinsokuLineBreakRules/>
-    <w:allowSpaceOfSameStyleInTable/>
-    <w:doNotSuppressIndentation/>
-    <w:doNotAutofitConstrainedTables/>
-    <w:autofitToFirstFixedWidthCell/>
-    <w:displayHangulFixedWidth/>
-    <w:splitPgBreakAndParaMark/>
-    <w:doNotVertAlignCellWithSp/>
-    <w:doNotBreakConstrainedForcedTable/>
-    <w:doNotVertAlignInTxbx/>
-    <w:useAnsiKerningPairs/>
-    <w:cachedColBalance/>
-    <w:compatSetting w:name="compatibilityMode" w:uri="http://schemas.microsoft.com/office/word" w:val="11"/>
-    <w:compatSetting w:name="allowHyphenationAtTrackBottom" w:uri="http://schemas.microsoft.com/office/word" w:val="1"/>
-    <w:compatSetting w:name="useWord2013TrackBottomHyphenation" w:uri="http://schemas.microsoft.com/office/word" w:val="1"/>
-  </w:compat>
-  <w:docVars>
-    <w:docVar w:name="commondata" w:val="eyJoZGlkIjoiZDI4MzNhNDI3YTgyOGI2MzM4NTI5MjRhOGY4MjBjODYifQ=="/>
-  </w:docVars>
-  <w:rsids>
-    <w:rsidRoot w:val="00D1537C"/>
-    <w:rsid w:val="00D1537C"/>
-    <w:rsid w:val="4FE94793"/>
-    <w:rsid w:val="63A159FD"/>
-    <w:rsid w:val="70315A2F"/>
-  </w:rsids>
-  <m:mathPr>
-    <m:mathFont m:val="Cambria Math"/>
-    <m:brkBin m:val="before"/>
-    <m:brkBinSub m:val="--"/>
-    <m:smallFrac m:val="0"/>
-    <m:dispDef/>
-    <m:lMargin m:val="0"/>
-    <m:rMargin m:val="0"/>
-    <m:defJc m:val="centerGroup"/>
-    <m:wrapIndent m:val="1440"/>
-    <m:intLim m:val="subSup"/>
-    <m:naryLim m:val="undOvr"/>
-  </m:mathPr>
-  <w:themeFontLang w:val="en-US" w:eastAsia="zh-CN"/>
-  <w:clrSchemeMapping w:bg1="light1" w:t1="dark1" w:bg2="light2" w:t2="dark2" w:accent1="accent1" w:accent2="accent2" w:accent3="accent3" w:accent4="accent4" w:accent5="accent5" w:accent6="accent6" w:hyperlink="hyperlink" w:followedHyperlink="followedHyperlink"/>
-  <w:doNotIncludeSubdocsInStats/>
-  <w:shapeDefaults>
-    <o:shapedefaults v:ext="edit" spidmax="2050"/>
-    <o:shapelayout v:ext="edit">
-      <o:idmap v:ext="edit" data="1"/>
-    </o:shapelayout>
-  </w:shapeDefaults>
-  <w:decimalSymbol w:val="."/>
-  <w:listSeparator w:val=","/>
-  <w15:chartTrackingRefBased/>
-  <w15:docId w15:val="{B7DCF601-B3FD-4272-9693-655A1C3C9FDC}"/>
-</w:settings>
-</file>
-
-<file path=word\styles.xml><?xml version="1.0" encoding="utf-8"?>
+<file path=word/styles.xml><?xml version="1.0" encoding="utf-8"?>
 <w:styles xmlns:mc="http://schemas.openxmlformats.org/markup-compatibility/2006" xmlns:r="http://schemas.openxmlformats.org/officeDocument/2006/relationships" xmlns:w="http://schemas.openxmlformats.org/wordprocessingml/2006/main" xmlns:w14="http://schemas.microsoft.com/office/word/2010/wordml" xmlns:w15="http://schemas.microsoft.com/office/word/2012/wordml" xmlns:w16cex="http://schemas.microsoft.com/office/word/2018/wordml/cex" xmlns:w16cid="http://schemas.microsoft.com/office/word/2016/wordml/cid" xmlns:w16="http://schemas.microsoft.com/office/word/2018/wordml" xmlns:w16du="http://schemas.microsoft.com/office/word/2023/wordml/word16du" xmlns:w16sdtdh="http://schemas.microsoft.com/office/word/2020/wordml/sdtdatahash" xmlns:w16sdtfl="http://schemas.microsoft.com/office/word/2024/wordml/sdtformatlock" xmlns:w16se="http://schemas.microsoft.com/office/word/2015/wordml/symex" mc:Ignorable="w14 w15 w16se w16cid w16 w16cex w16sdtdh w16sdtfl w16du">
   <w:docDefaults>
     <w:rPrDefault>
@@ -11421,7 +11633,7 @@
 </w:styles>
 </file>
 
-<file path=word\theme\theme1.xml><?xml version="1.0" encoding="utf-8"?>
+<file path=word/theme/theme1.xml><?xml version="1.0" encoding="utf-8"?>
 <a:theme xmlns:a="http://schemas.openxmlformats.org/drawingml/2006/main" name="Office 主题​​">
   <a:themeElements>
     <a:clrScheme name="Office">
@@ -11714,13 +11926,4 @@
     </a:ext>
   </a:extLst>
 </a:theme>
-</file>
-
-<file path=word\webSettings.xml><?xml version="1.0" encoding="utf-8"?>
-<w:webSettings xmlns:mc="http://schemas.openxmlformats.org/markup-compatibility/2006" xmlns:r="http://schemas.openxmlformats.org/officeDocument/2006/relationships" xmlns:w="http://schemas.openxmlformats.org/wordprocessingml/2006/main" xmlns:w14="http://schemas.microsoft.com/office/word/2010/wordml" xmlns:w15="http://schemas.microsoft.com/office/word/2012/wordml" xmlns:w16cex="http://schemas.microsoft.com/office/word/2018/wordml/cex" xmlns:w16cid="http://schemas.microsoft.com/office/word/2016/wordml/cid" xmlns:w16="http://schemas.microsoft.com/office/word/2018/wordml" xmlns:w16du="http://schemas.microsoft.com/office/word/2023/wordml/word16du" xmlns:w16sdtdh="http://schemas.microsoft.com/office/word/2020/wordml/sdtdatahash" xmlns:w16sdtfl="http://schemas.microsoft.com/office/word/2024/wordml/sdtformatlock" xmlns:w16se="http://schemas.microsoft.com/office/word/2015/wordml/symex" mc:Ignorable="w14 w15 w16se w16cid w16 w16cex w16sdtdh w16sdtfl w16du">
-  <w:encoding w:val="x-cp20936"/>
-  <w:optimizeForBrowser/>
-  <w:allowPNG/>
-  <w:pixelsPerInch w:val="120"/>
-</w:webSettings>
 </file>